--- a/klagomål/A 23232-2026 FSC-klagomål.docx
+++ b/klagomål/A 23232-2026 FSC-klagomål.docx
@@ -1143,7 +1143,7 @@
     <w:r>
       <w:tab/>
       <w:tab/>
-      <w:t>2026-06-15</w:t>
+      <w:t>2026-06-16</w:t>
       <w:br/>
       <w:br/>
     </w:r>

--- a/klagomål/A 23232-2026 FSC-klagomål.docx
+++ b/klagomål/A 23232-2026 FSC-klagomål.docx
@@ -1143,7 +1143,7 @@
     <w:r>
       <w:tab/>
       <w:tab/>
-      <w:t>2026-06-16</w:t>
+      <w:t>2026-06-17</w:t>
       <w:br/>
       <w:br/>
     </w:r>

--- a/klagomål/A 23232-2026 FSC-klagomål.docx
+++ b/klagomål/A 23232-2026 FSC-klagomål.docx
@@ -1,6 +1,6 @@
 
 <file path=word/document.xml><?xml version="1.0" encoding="utf-8"?>
-<w:document xmlns:wpc="http://schemas.microsoft.com/office/word/2010/wordprocessingCanvas" xmlns:cx="http://schemas.microsoft.com/office/drawing/2014/chartex" xmlns:cx1="http://schemas.microsoft.com/office/drawing/2015/9/8/chartex" xmlns:cx2="http://schemas.microsoft.com/office/drawing/2015/10/21/chartex" xmlns:cx3="http://schemas.microsoft.com/office/drawing/2016/5/9/chartex" xmlns:cx4="http://schemas.microsoft.com/office/drawing/2016/5/10/chartex" xmlns:cx5="http://schemas.microsoft.com/office/drawing/2016/5/11/chartex" xmlns:cx6="http://schemas.microsoft.com/office/drawing/2016/5/12/chartex" xmlns:cx7="http://schemas.microsoft.com/office/drawing/2016/5/13/chartex" xmlns:cx8="http://schemas.microsoft.com/office/drawing/2016/5/14/chartex" xmlns:mc="http://schemas.openxmlformats.org/markup-compatibility/2006" xmlns:aink="http://schemas.microsoft.com/office/drawing/2016/ink" xmlns:am3d="http://schemas.microsoft.com/office/drawing/2017/model3d" xmlns:o="urn:schemas-microsoft-com:office:office" xmlns:oel="http://schemas.microsoft.com/office/2019/extlst" xmlns:r="http://schemas.openxmlformats.org/officeDocument/2006/relationships" xmlns:m="http://schemas.openxmlformats.org/officeDocument/2006/math" xmlns:v="urn:schemas-microsoft-com:vml" xmlns:wp14="http://schemas.microsoft.com/office/word/2010/wordprocessingDrawing" xmlns:wp="http://schemas.openxmlformats.org/drawingml/2006/wordprocessingDrawing" xmlns:w10="urn:schemas-microsoft-com:office:word" xmlns:w="http://schemas.openxmlformats.org/wordprocessingml/2006/main" xmlns:w14="http://schemas.microsoft.com/office/word/2010/wordml" xmlns:w15="http://schemas.microsoft.com/office/word/2012/wordml" xmlns:w16cex="http://schemas.microsoft.com/office/word/2018/wordml/cex" xmlns:w16cid="http://schemas.microsoft.com/office/word/2016/wordml/cid" xmlns:w16="http://schemas.microsoft.com/office/word/2018/wordml" xmlns:w16sdtdh="http://schemas.microsoft.com/office/word/2020/wordml/sdtdatahash" xmlns:w16se="http://schemas.microsoft.com/office/word/2015/wordml/symex" xmlns:wpg="http://schemas.microsoft.com/office/word/2010/wordprocessingGroup" xmlns:wpi="http://schemas.microsoft.com/office/word/2010/wordprocessingInk" xmlns:wne="http://schemas.microsoft.com/office/word/2006/wordml" xmlns:wps="http://schemas.microsoft.com/office/word/2010/wordprocessingShape" mc:Ignorable="w14 w15 w16se w16cid w16 w16cex w16sdtdh wp14">
+<w:document xmlns:wpc="http://schemas.microsoft.com/office/word/2010/wordprocessingCanvas" xmlns:cx="http://schemas.microsoft.com/office/drawing/2014/chartex" xmlns:cx1="http://schemas.microsoft.com/office/drawing/2015/9/8/chartex" xmlns:cx2="http://schemas.microsoft.com/office/drawing/2015/10/21/chartex" xmlns:cx3="http://schemas.microsoft.com/office/drawing/2016/5/9/chartex" xmlns:cx4="http://schemas.microsoft.com/office/drawing/2016/5/10/chartex" xmlns:cx5="http://schemas.microsoft.com/office/drawing/2016/5/11/chartex" xmlns:cx6="http://schemas.microsoft.com/office/drawing/2016/5/12/chartex" xmlns:cx7="http://schemas.microsoft.com/office/drawing/2016/5/13/chartex" xmlns:cx8="http://schemas.microsoft.com/office/drawing/2016/5/14/chartex" xmlns:mc="http://schemas.openxmlformats.org/markup-compatibility/2006" xmlns:aink="http://schemas.microsoft.com/office/drawing/2016/ink" xmlns:am3d="http://schemas.microsoft.com/office/drawing/2017/model3d" xmlns:o="urn:schemas-microsoft-com:office:office" xmlns:oel="http://schemas.microsoft.com/office/2019/extlst" xmlns:r="http://schemas.openxmlformats.org/officeDocument/2006/relationships" xmlns:m="http://schemas.openxmlformats.org/officeDocument/2006/math" xmlns:v="urn:schemas-microsoft-com:vml" xmlns:wp14="http://schemas.microsoft.com/office/word/2010/wordprocessingDrawing" xmlns:wp="http://schemas.openxmlformats.org/drawingml/2006/wordprocessingDrawing" xmlns:w10="urn:schemas-microsoft-com:office:word" xmlns:w="http://schemas.openxmlformats.org/wordprocessingml/2006/main" xmlns:w14="http://schemas.microsoft.com/office/word/2010/wordml" xmlns:w15="http://schemas.microsoft.com/office/word/2012/wordml" xmlns:w16cex="http://schemas.microsoft.com/office/word/2018/wordml/cex" xmlns:w16cid="http://schemas.microsoft.com/office/word/2016/wordml/cid" xmlns:w16="http://schemas.microsoft.com/office/word/2018/wordml" xmlns:w16du="http://schemas.microsoft.com/office/word/2023/wordml/word16du" xmlns:w16sdtdh="http://schemas.microsoft.com/office/word/2020/wordml/sdtdatahash" xmlns:w16sdtfl="http://schemas.microsoft.com/office/word/2024/wordml/sdtformatlock" xmlns:w16se="http://schemas.microsoft.com/office/word/2015/wordml/symex" xmlns:wpg="http://schemas.microsoft.com/office/word/2010/wordprocessingGroup" xmlns:wpi="http://schemas.microsoft.com/office/word/2010/wordprocessingInk" xmlns:wne="http://schemas.microsoft.com/office/word/2006/wordml" xmlns:wps="http://schemas.microsoft.com/office/word/2010/wordprocessingShape" mc:Ignorable="w14 w15 w16se w16cid w16 w16cex w16sdtdh w16sdtfl w16du wp14">
   <w:body>
     <w:p>
       <w:r>
@@ -168,7 +168,7 @@
     </w:p>
     <w:p>
       <w:r>
-        <w:t>Detta dokument behandlar höga naturvärden i avverkningsanmälan A 23232-2026 i Lycksele kommun. Denna avverkningsanmälan inkom 2026-05-20 09:25:42 och omfattar 4,9 ha.</w:t>
+        <w:t>Detta dokument behandlar höga naturvärden i avverkningsanmälan A 23232-2026 i Lycksele kommun som inkom 2026-05-20 och omfattar 4,9 ha.</w:t>
       </w:r>
     </w:p>
     <w:p>
@@ -191,12 +191,15 @@
     </w:p>
     <w:p>
       <w:r>
-        <w:t>I avverkningsanmälan har följande 8 naturvårdsarter hittats: ulltickeporing (VU), garnlav (NT), harticka (NT), lunglav (NT), oljetagging (NT), rosenticka (NT), ullticka (NT) och stuplav (S). Av dessa är 7 rödlistade. För rödlistade arter har rödlistekategorin angivits inom parentes. Arter som är signalarter enligt Skogsstyrelsen har markerats med (S).</w:t>
+        <w:t>I avverkningsanmälan har följande 9 naturvårdsarter hittats: garnlav (VU, T), Skeletocutis delicata (VU), ulltickeporing (VU), harticka (NT, T), lunglav (NT, T), oljetagging (NT), rosenticka (NT, T), ullticka (NT, T) och stuplav (S, T). Av dessa är 8 rödlistade. För rödlistade arter har rödlistekategorin angivits inom parentes. Arter som är signalarter enligt Skogsstyrelsen har markerats med (S). Typiska arter inom Natura 2000 som är kopplade till skogsekosystem har markerats med (T).</w:t>
       </w:r>
     </w:p>
     <w:p>
       <w:r>
-        <w:t>De påträffade naturvårdsarterna är ett tydligt kvitto på att detta rör sig om en skog med höga naturvärden. I Figur 1 visas en karta över det avverkningsanmälda området, där samtliga fyndplatser för naturvårdsarter som finns registrerade på Artportalen har markerats.</w:t>
+        <w:t>De påträffade naturvårdsarterna är ett tydligt kvitto på att det rör sig om en skog med höga naturvärden.</w:t>
+      </w:r>
+      <w:r>
+        <w:t xml:space="preserve"> I Figur 1 visas fyndplatser för naturvårdsarter i området, som finns registrerade på Artportalen.</w:t>
       </w:r>
     </w:p>
     <w:p>
@@ -206,7 +209,7 @@
       <w:r>
         <w:drawing>
           <wp:inline xmlns:a="http://schemas.openxmlformats.org/drawingml/2006/main" xmlns:pic="http://schemas.openxmlformats.org/drawingml/2006/picture">
-            <wp:extent cx="5486400" cy="4271945"/>
+            <wp:extent cx="5486400" cy="5663624"/>
             <wp:docPr id="1" name="Picture 1"/>
             <wp:cNvGraphicFramePr>
               <a:graphicFrameLocks noChangeAspect="1"/>
@@ -227,7 +230,7 @@
                   <pic:spPr>
                     <a:xfrm>
                       <a:off x="0" y="0"/>
-                      <a:ext cx="5486400" cy="4271945"/>
+                      <a:ext cx="5486400" cy="5663624"/>
                     </a:xfrm>
                     <a:prstGeom prst="rect"/>
                   </pic:spPr>
@@ -241,9 +244,10 @@
     <w:p>
       <w:pPr>
         <w:pStyle w:val="Caption"/>
+        <w:spacing w:after="240"/>
       </w:pPr>
       <w:r>
-        <w:t>Figur 1. Fyndplatser för naturvårdsarter i det avverkningsanmälda området (röd linje). Markörer utan svart kant är placerade på fyndplatsen. Markörer med svart kant är placerade vid sidan av fyndplatsen och har ett svart streck som visar fyndplatsens exakta position. Kartans mittpunktskoordinat är N 7170441, E 644312 i SWEREF 99 TM.</w:t>
+        <w:t>Figur 1. Fyndplatser för naturvårdsarter i avverkningsanmälan (röd linje). Markörer utan svart kant är placerade på fyndplatsen. Markörer med svart kant är placerade vid sidan av fyndplatsen och har ett svart streck som visar fyndplatsens exakta position. Kartans mittpunktskoordinat är N 7170441, E 644312 i SWEREF 99 TM.</w:t>
       </w:r>
     </w:p>
     <w:p>
@@ -398,6 +402,24 @@
       </w:r>
       <w:r>
         <w:t xml:space="preserve"> (Nitare &amp; Skogsstyrelsen, 2019; SLU Artdatabanken, 2024).</w:t>
+      </w:r>
+    </w:p>
+    <w:p>
+      <w:r>
+        <w:rPr>
+          <w:b/>
+          <w:i/>
+        </w:rPr>
+        <w:t>Skeletocutis delicata</w:t>
+      </w:r>
+      <w:r>
+        <w:rPr>
+          <w:b/>
+        </w:rPr>
+        <w:t xml:space="preserve"> (VU)</w:t>
+      </w:r>
+      <w:r>
+        <w:t xml:space="preserve"> orsakar vitröta på granved och påträffas främst på och intill gamla fruktkroppar av ullticka (NT). Arten verkar föredra sluten skog med grova lågor och en fortgående minskning på nationell nivå bedöms pågå, huvudsakligen p.g.a. slutavverkning av äldre barrskog, samt att uppväxande brukade skogar innehåller påtagligt mindre mängd död ved av lämplig kvalitet (SLU Artdatabanken, 2026).</w:t>
       </w:r>
     </w:p>
     <w:p>
@@ -626,7 +648,7 @@
         <w:rPr>
           <w:i/>
         </w:rPr>
-        <w:t>I det avverkningsanmälda skogsområdet har 8 naturvårdsarter varav 7 rödlistade arter sina livsmiljöer och växtplatser.</w:t>
+        <w:t>I det avverkningsanmälda skogsområdet har 9 naturvårdsarter varav 8 rödlistade arter sina livsmiljöer och växtplatser.</w:t>
       </w:r>
     </w:p>
     <w:p>
@@ -1033,7 +1055,7 @@
 </file>
 
 <file path=word/endnotes.xml><?xml version="1.0" encoding="utf-8"?>
-<w:endnotes xmlns:wpc="http://schemas.microsoft.com/office/word/2010/wordprocessingCanvas" xmlns:cx="http://schemas.microsoft.com/office/drawing/2014/chartex" xmlns:cx1="http://schemas.microsoft.com/office/drawing/2015/9/8/chartex" xmlns:cx2="http://schemas.microsoft.com/office/drawing/2015/10/21/chartex" xmlns:cx3="http://schemas.microsoft.com/office/drawing/2016/5/9/chartex" xmlns:cx4="http://schemas.microsoft.com/office/drawing/2016/5/10/chartex" xmlns:cx5="http://schemas.microsoft.com/office/drawing/2016/5/11/chartex" xmlns:cx6="http://schemas.microsoft.com/office/drawing/2016/5/12/chartex" xmlns:cx7="http://schemas.microsoft.com/office/drawing/2016/5/13/chartex" xmlns:cx8="http://schemas.microsoft.com/office/drawing/2016/5/14/chartex" xmlns:mc="http://schemas.openxmlformats.org/markup-compatibility/2006" xmlns:aink="http://schemas.microsoft.com/office/drawing/2016/ink" xmlns:am3d="http://schemas.microsoft.com/office/drawing/2017/model3d" xmlns:o="urn:schemas-microsoft-com:office:office" xmlns:oel="http://schemas.microsoft.com/office/2019/extlst" xmlns:r="http://schemas.openxmlformats.org/officeDocument/2006/relationships" xmlns:m="http://schemas.openxmlformats.org/officeDocument/2006/math" xmlns:v="urn:schemas-microsoft-com:vml" xmlns:wp14="http://schemas.microsoft.com/office/word/2010/wordprocessingDrawing" xmlns:wp="http://schemas.openxmlformats.org/drawingml/2006/wordprocessingDrawing" xmlns:w10="urn:schemas-microsoft-com:office:word" xmlns:w="http://schemas.openxmlformats.org/wordprocessingml/2006/main" xmlns:w14="http://schemas.microsoft.com/office/word/2010/wordml" xmlns:w15="http://schemas.microsoft.com/office/word/2012/wordml" xmlns:w16cex="http://schemas.microsoft.com/office/word/2018/wordml/cex" xmlns:w16cid="http://schemas.microsoft.com/office/word/2016/wordml/cid" xmlns:w16="http://schemas.microsoft.com/office/word/2018/wordml" xmlns:w16sdtdh="http://schemas.microsoft.com/office/word/2020/wordml/sdtdatahash" xmlns:w16se="http://schemas.microsoft.com/office/word/2015/wordml/symex" xmlns:wpg="http://schemas.microsoft.com/office/word/2010/wordprocessingGroup" xmlns:wpi="http://schemas.microsoft.com/office/word/2010/wordprocessingInk" xmlns:wne="http://schemas.microsoft.com/office/word/2006/wordml" xmlns:wps="http://schemas.microsoft.com/office/word/2010/wordprocessingShape" mc:Ignorable="w14 w15 w16se w16cid w16 w16cex w16sdtdh wp14">
+<w:endnotes xmlns:wpc="http://schemas.microsoft.com/office/word/2010/wordprocessingCanvas" xmlns:cx="http://schemas.microsoft.com/office/drawing/2014/chartex" xmlns:cx1="http://schemas.microsoft.com/office/drawing/2015/9/8/chartex" xmlns:cx2="http://schemas.microsoft.com/office/drawing/2015/10/21/chartex" xmlns:cx3="http://schemas.microsoft.com/office/drawing/2016/5/9/chartex" xmlns:cx4="http://schemas.microsoft.com/office/drawing/2016/5/10/chartex" xmlns:cx5="http://schemas.microsoft.com/office/drawing/2016/5/11/chartex" xmlns:cx6="http://schemas.microsoft.com/office/drawing/2016/5/12/chartex" xmlns:cx7="http://schemas.microsoft.com/office/drawing/2016/5/13/chartex" xmlns:cx8="http://schemas.microsoft.com/office/drawing/2016/5/14/chartex" xmlns:mc="http://schemas.openxmlformats.org/markup-compatibility/2006" xmlns:aink="http://schemas.microsoft.com/office/drawing/2016/ink" xmlns:am3d="http://schemas.microsoft.com/office/drawing/2017/model3d" xmlns:o="urn:schemas-microsoft-com:office:office" xmlns:oel="http://schemas.microsoft.com/office/2019/extlst" xmlns:r="http://schemas.openxmlformats.org/officeDocument/2006/relationships" xmlns:m="http://schemas.openxmlformats.org/officeDocument/2006/math" xmlns:v="urn:schemas-microsoft-com:vml" xmlns:wp14="http://schemas.microsoft.com/office/word/2010/wordprocessingDrawing" xmlns:wp="http://schemas.openxmlformats.org/drawingml/2006/wordprocessingDrawing" xmlns:w10="urn:schemas-microsoft-com:office:word" xmlns:w="http://schemas.openxmlformats.org/wordprocessingml/2006/main" xmlns:w14="http://schemas.microsoft.com/office/word/2010/wordml" xmlns:w15="http://schemas.microsoft.com/office/word/2012/wordml" xmlns:w16cex="http://schemas.microsoft.com/office/word/2018/wordml/cex" xmlns:w16cid="http://schemas.microsoft.com/office/word/2016/wordml/cid" xmlns:w16="http://schemas.microsoft.com/office/word/2018/wordml" xmlns:w16du="http://schemas.microsoft.com/office/word/2023/wordml/word16du" xmlns:w16sdtdh="http://schemas.microsoft.com/office/word/2020/wordml/sdtdatahash" xmlns:w16sdtfl="http://schemas.microsoft.com/office/word/2024/wordml/sdtformatlock" xmlns:w16se="http://schemas.microsoft.com/office/word/2015/wordml/symex" xmlns:wpg="http://schemas.microsoft.com/office/word/2010/wordprocessingGroup" xmlns:wpi="http://schemas.microsoft.com/office/word/2010/wordprocessingInk" xmlns:wne="http://schemas.microsoft.com/office/word/2006/wordml" xmlns:wps="http://schemas.microsoft.com/office/word/2010/wordprocessingShape" mc:Ignorable="w14 w15 w16se w16cid w16 w16cex w16sdtdh w16sdtfl w16du wp14">
   <w:endnote w:type="separator" w:id="-1">
     <w:p>
       <w:pPr>
@@ -1058,7 +1080,7 @@
 </file>
 
 <file path=word/footer1.xml><?xml version="1.0" encoding="utf-8"?>
-<w:ftr xmlns:wpc="http://schemas.microsoft.com/office/word/2010/wordprocessingCanvas" xmlns:cx="http://schemas.microsoft.com/office/drawing/2014/chartex" xmlns:cx1="http://schemas.microsoft.com/office/drawing/2015/9/8/chartex" xmlns:cx2="http://schemas.microsoft.com/office/drawing/2015/10/21/chartex" xmlns:cx3="http://schemas.microsoft.com/office/drawing/2016/5/9/chartex" xmlns:cx4="http://schemas.microsoft.com/office/drawing/2016/5/10/chartex" xmlns:cx5="http://schemas.microsoft.com/office/drawing/2016/5/11/chartex" xmlns:cx6="http://schemas.microsoft.com/office/drawing/2016/5/12/chartex" xmlns:cx7="http://schemas.microsoft.com/office/drawing/2016/5/13/chartex" xmlns:cx8="http://schemas.microsoft.com/office/drawing/2016/5/14/chartex" xmlns:mc="http://schemas.openxmlformats.org/markup-compatibility/2006" xmlns:aink="http://schemas.microsoft.com/office/drawing/2016/ink" xmlns:am3d="http://schemas.microsoft.com/office/drawing/2017/model3d" xmlns:o="urn:schemas-microsoft-com:office:office" xmlns:oel="http://schemas.microsoft.com/office/2019/extlst" xmlns:r="http://schemas.openxmlformats.org/officeDocument/2006/relationships" xmlns:m="http://schemas.openxmlformats.org/officeDocument/2006/math" xmlns:v="urn:schemas-microsoft-com:vml" xmlns:wp14="http://schemas.microsoft.com/office/word/2010/wordprocessingDrawing" xmlns:wp="http://schemas.openxmlformats.org/drawingml/2006/wordprocessingDrawing" xmlns:w10="urn:schemas-microsoft-com:office:word" xmlns:w="http://schemas.openxmlformats.org/wordprocessingml/2006/main" xmlns:w14="http://schemas.microsoft.com/office/word/2010/wordml" xmlns:w15="http://schemas.microsoft.com/office/word/2012/wordml" xmlns:w16cex="http://schemas.microsoft.com/office/word/2018/wordml/cex" xmlns:w16cid="http://schemas.microsoft.com/office/word/2016/wordml/cid" xmlns:w16="http://schemas.microsoft.com/office/word/2018/wordml" xmlns:w16sdtdh="http://schemas.microsoft.com/office/word/2020/wordml/sdtdatahash" xmlns:w16se="http://schemas.microsoft.com/office/word/2015/wordml/symex" xmlns:wpg="http://schemas.microsoft.com/office/word/2010/wordprocessingGroup" xmlns:wpi="http://schemas.microsoft.com/office/word/2010/wordprocessingInk" xmlns:wne="http://schemas.microsoft.com/office/word/2006/wordml" xmlns:wps="http://schemas.microsoft.com/office/word/2010/wordprocessingShape" mc:Ignorable="w14 w15 w16se w16cid w16 w16cex w16sdtdh wp14">
+<w:ftr xmlns:wpc="http://schemas.microsoft.com/office/word/2010/wordprocessingCanvas" xmlns:cx="http://schemas.microsoft.com/office/drawing/2014/chartex" xmlns:cx1="http://schemas.microsoft.com/office/drawing/2015/9/8/chartex" xmlns:cx2="http://schemas.microsoft.com/office/drawing/2015/10/21/chartex" xmlns:cx3="http://schemas.microsoft.com/office/drawing/2016/5/9/chartex" xmlns:cx4="http://schemas.microsoft.com/office/drawing/2016/5/10/chartex" xmlns:cx5="http://schemas.microsoft.com/office/drawing/2016/5/11/chartex" xmlns:cx6="http://schemas.microsoft.com/office/drawing/2016/5/12/chartex" xmlns:cx7="http://schemas.microsoft.com/office/drawing/2016/5/13/chartex" xmlns:cx8="http://schemas.microsoft.com/office/drawing/2016/5/14/chartex" xmlns:mc="http://schemas.openxmlformats.org/markup-compatibility/2006" xmlns:aink="http://schemas.microsoft.com/office/drawing/2016/ink" xmlns:am3d="http://schemas.microsoft.com/office/drawing/2017/model3d" xmlns:o="urn:schemas-microsoft-com:office:office" xmlns:oel="http://schemas.microsoft.com/office/2019/extlst" xmlns:r="http://schemas.openxmlformats.org/officeDocument/2006/relationships" xmlns:m="http://schemas.openxmlformats.org/officeDocument/2006/math" xmlns:v="urn:schemas-microsoft-com:vml" xmlns:wp14="http://schemas.microsoft.com/office/word/2010/wordprocessingDrawing" xmlns:wp="http://schemas.openxmlformats.org/drawingml/2006/wordprocessingDrawing" xmlns:w10="urn:schemas-microsoft-com:office:word" xmlns:w="http://schemas.openxmlformats.org/wordprocessingml/2006/main" xmlns:w14="http://schemas.microsoft.com/office/word/2010/wordml" xmlns:w15="http://schemas.microsoft.com/office/word/2012/wordml" xmlns:w16cex="http://schemas.microsoft.com/office/word/2018/wordml/cex" xmlns:w16cid="http://schemas.microsoft.com/office/word/2016/wordml/cid" xmlns:w16="http://schemas.microsoft.com/office/word/2018/wordml" xmlns:w16du="http://schemas.microsoft.com/office/word/2023/wordml/word16du" xmlns:w16sdtdh="http://schemas.microsoft.com/office/word/2020/wordml/sdtdatahash" xmlns:w16sdtfl="http://schemas.microsoft.com/office/word/2024/wordml/sdtformatlock" xmlns:w16se="http://schemas.microsoft.com/office/word/2015/wordml/symex" xmlns:wpg="http://schemas.microsoft.com/office/word/2010/wordprocessingGroup" xmlns:wpi="http://schemas.microsoft.com/office/word/2010/wordprocessingInk" xmlns:wne="http://schemas.microsoft.com/office/word/2006/wordml" xmlns:wps="http://schemas.microsoft.com/office/word/2010/wordprocessingShape" mc:Ignorable="w14 w15 w16se w16cid w16 w16cex w16sdtdh w16sdtfl w16du wp14">
   <w:p>
     <w:pPr>
       <w:pStyle w:val="Footer"/>
@@ -1068,7 +1090,7 @@
 </file>
 
 <file path=word/footer2.xml><?xml version="1.0" encoding="utf-8"?>
-<w:ftr xmlns:wpc="http://schemas.microsoft.com/office/word/2010/wordprocessingCanvas" xmlns:cx="http://schemas.microsoft.com/office/drawing/2014/chartex" xmlns:cx1="http://schemas.microsoft.com/office/drawing/2015/9/8/chartex" xmlns:cx2="http://schemas.microsoft.com/office/drawing/2015/10/21/chartex" xmlns:cx3="http://schemas.microsoft.com/office/drawing/2016/5/9/chartex" xmlns:cx4="http://schemas.microsoft.com/office/drawing/2016/5/10/chartex" xmlns:cx5="http://schemas.microsoft.com/office/drawing/2016/5/11/chartex" xmlns:cx6="http://schemas.microsoft.com/office/drawing/2016/5/12/chartex" xmlns:cx7="http://schemas.microsoft.com/office/drawing/2016/5/13/chartex" xmlns:cx8="http://schemas.microsoft.com/office/drawing/2016/5/14/chartex" xmlns:mc="http://schemas.openxmlformats.org/markup-compatibility/2006" xmlns:aink="http://schemas.microsoft.com/office/drawing/2016/ink" xmlns:am3d="http://schemas.microsoft.com/office/drawing/2017/model3d" xmlns:o="urn:schemas-microsoft-com:office:office" xmlns:oel="http://schemas.microsoft.com/office/2019/extlst" xmlns:r="http://schemas.openxmlformats.org/officeDocument/2006/relationships" xmlns:m="http://schemas.openxmlformats.org/officeDocument/2006/math" xmlns:v="urn:schemas-microsoft-com:vml" xmlns:wp14="http://schemas.microsoft.com/office/word/2010/wordprocessingDrawing" xmlns:wp="http://schemas.openxmlformats.org/drawingml/2006/wordprocessingDrawing" xmlns:w10="urn:schemas-microsoft-com:office:word" xmlns:w="http://schemas.openxmlformats.org/wordprocessingml/2006/main" xmlns:w14="http://schemas.microsoft.com/office/word/2010/wordml" xmlns:w15="http://schemas.microsoft.com/office/word/2012/wordml" xmlns:w16cex="http://schemas.microsoft.com/office/word/2018/wordml/cex" xmlns:w16cid="http://schemas.microsoft.com/office/word/2016/wordml/cid" xmlns:w16="http://schemas.microsoft.com/office/word/2018/wordml" xmlns:w16sdtdh="http://schemas.microsoft.com/office/word/2020/wordml/sdtdatahash" xmlns:w16se="http://schemas.microsoft.com/office/word/2015/wordml/symex" xmlns:wpg="http://schemas.microsoft.com/office/word/2010/wordprocessingGroup" xmlns:wpi="http://schemas.microsoft.com/office/word/2010/wordprocessingInk" xmlns:wne="http://schemas.microsoft.com/office/word/2006/wordml" xmlns:wps="http://schemas.microsoft.com/office/word/2010/wordprocessingShape" mc:Ignorable="w14 w15 w16se w16cid w16 w16cex w16sdtdh wp14">
+<w:ftr xmlns:wpc="http://schemas.microsoft.com/office/word/2010/wordprocessingCanvas" xmlns:cx="http://schemas.microsoft.com/office/drawing/2014/chartex" xmlns:cx1="http://schemas.microsoft.com/office/drawing/2015/9/8/chartex" xmlns:cx2="http://schemas.microsoft.com/office/drawing/2015/10/21/chartex" xmlns:cx3="http://schemas.microsoft.com/office/drawing/2016/5/9/chartex" xmlns:cx4="http://schemas.microsoft.com/office/drawing/2016/5/10/chartex" xmlns:cx5="http://schemas.microsoft.com/office/drawing/2016/5/11/chartex" xmlns:cx6="http://schemas.microsoft.com/office/drawing/2016/5/12/chartex" xmlns:cx7="http://schemas.microsoft.com/office/drawing/2016/5/13/chartex" xmlns:cx8="http://schemas.microsoft.com/office/drawing/2016/5/14/chartex" xmlns:mc="http://schemas.openxmlformats.org/markup-compatibility/2006" xmlns:aink="http://schemas.microsoft.com/office/drawing/2016/ink" xmlns:am3d="http://schemas.microsoft.com/office/drawing/2017/model3d" xmlns:o="urn:schemas-microsoft-com:office:office" xmlns:oel="http://schemas.microsoft.com/office/2019/extlst" xmlns:r="http://schemas.openxmlformats.org/officeDocument/2006/relationships" xmlns:m="http://schemas.openxmlformats.org/officeDocument/2006/math" xmlns:v="urn:schemas-microsoft-com:vml" xmlns:wp14="http://schemas.microsoft.com/office/word/2010/wordprocessingDrawing" xmlns:wp="http://schemas.openxmlformats.org/drawingml/2006/wordprocessingDrawing" xmlns:w10="urn:schemas-microsoft-com:office:word" xmlns:w="http://schemas.openxmlformats.org/wordprocessingml/2006/main" xmlns:w14="http://schemas.microsoft.com/office/word/2010/wordml" xmlns:w15="http://schemas.microsoft.com/office/word/2012/wordml" xmlns:w16cex="http://schemas.microsoft.com/office/word/2018/wordml/cex" xmlns:w16cid="http://schemas.microsoft.com/office/word/2016/wordml/cid" xmlns:w16="http://schemas.microsoft.com/office/word/2018/wordml" xmlns:w16du="http://schemas.microsoft.com/office/word/2023/wordml/word16du" xmlns:w16sdtdh="http://schemas.microsoft.com/office/word/2020/wordml/sdtdatahash" xmlns:w16sdtfl="http://schemas.microsoft.com/office/word/2024/wordml/sdtformatlock" xmlns:w16se="http://schemas.microsoft.com/office/word/2015/wordml/symex" xmlns:wpg="http://schemas.microsoft.com/office/word/2010/wordprocessingGroup" xmlns:wpi="http://schemas.microsoft.com/office/word/2010/wordprocessingInk" xmlns:wne="http://schemas.microsoft.com/office/word/2006/wordml" xmlns:wps="http://schemas.microsoft.com/office/word/2010/wordprocessingShape" mc:Ignorable="w14 w15 w16se w16cid w16 w16cex w16sdtdh w16sdtfl w16du wp14">
   <w:p>
     <w:pPr>
       <w:pStyle w:val="Footer"/>
@@ -1078,7 +1100,7 @@
 </file>
 
 <file path=word/footer3.xml><?xml version="1.0" encoding="utf-8"?>
-<w:ftr xmlns:wpc="http://schemas.microsoft.com/office/word/2010/wordprocessingCanvas" xmlns:cx="http://schemas.microsoft.com/office/drawing/2014/chartex" xmlns:cx1="http://schemas.microsoft.com/office/drawing/2015/9/8/chartex" xmlns:cx2="http://schemas.microsoft.com/office/drawing/2015/10/21/chartex" xmlns:cx3="http://schemas.microsoft.com/office/drawing/2016/5/9/chartex" xmlns:cx4="http://schemas.microsoft.com/office/drawing/2016/5/10/chartex" xmlns:cx5="http://schemas.microsoft.com/office/drawing/2016/5/11/chartex" xmlns:cx6="http://schemas.microsoft.com/office/drawing/2016/5/12/chartex" xmlns:cx7="http://schemas.microsoft.com/office/drawing/2016/5/13/chartex" xmlns:cx8="http://schemas.microsoft.com/office/drawing/2016/5/14/chartex" xmlns:mc="http://schemas.openxmlformats.org/markup-compatibility/2006" xmlns:aink="http://schemas.microsoft.com/office/drawing/2016/ink" xmlns:am3d="http://schemas.microsoft.com/office/drawing/2017/model3d" xmlns:o="urn:schemas-microsoft-com:office:office" xmlns:oel="http://schemas.microsoft.com/office/2019/extlst" xmlns:r="http://schemas.openxmlformats.org/officeDocument/2006/relationships" xmlns:m="http://schemas.openxmlformats.org/officeDocument/2006/math" xmlns:v="urn:schemas-microsoft-com:vml" xmlns:wp14="http://schemas.microsoft.com/office/word/2010/wordprocessingDrawing" xmlns:wp="http://schemas.openxmlformats.org/drawingml/2006/wordprocessingDrawing" xmlns:w10="urn:schemas-microsoft-com:office:word" xmlns:w="http://schemas.openxmlformats.org/wordprocessingml/2006/main" xmlns:w14="http://schemas.microsoft.com/office/word/2010/wordml" xmlns:w15="http://schemas.microsoft.com/office/word/2012/wordml" xmlns:w16cex="http://schemas.microsoft.com/office/word/2018/wordml/cex" xmlns:w16cid="http://schemas.microsoft.com/office/word/2016/wordml/cid" xmlns:w16="http://schemas.microsoft.com/office/word/2018/wordml" xmlns:w16sdtdh="http://schemas.microsoft.com/office/word/2020/wordml/sdtdatahash" xmlns:w16se="http://schemas.microsoft.com/office/word/2015/wordml/symex" xmlns:wpg="http://schemas.microsoft.com/office/word/2010/wordprocessingGroup" xmlns:wpi="http://schemas.microsoft.com/office/word/2010/wordprocessingInk" xmlns:wne="http://schemas.microsoft.com/office/word/2006/wordml" xmlns:wps="http://schemas.microsoft.com/office/word/2010/wordprocessingShape" mc:Ignorable="w14 w15 w16se w16cid w16 w16cex w16sdtdh wp14">
+<w:ftr xmlns:wpc="http://schemas.microsoft.com/office/word/2010/wordprocessingCanvas" xmlns:cx="http://schemas.microsoft.com/office/drawing/2014/chartex" xmlns:cx1="http://schemas.microsoft.com/office/drawing/2015/9/8/chartex" xmlns:cx2="http://schemas.microsoft.com/office/drawing/2015/10/21/chartex" xmlns:cx3="http://schemas.microsoft.com/office/drawing/2016/5/9/chartex" xmlns:cx4="http://schemas.microsoft.com/office/drawing/2016/5/10/chartex" xmlns:cx5="http://schemas.microsoft.com/office/drawing/2016/5/11/chartex" xmlns:cx6="http://schemas.microsoft.com/office/drawing/2016/5/12/chartex" xmlns:cx7="http://schemas.microsoft.com/office/drawing/2016/5/13/chartex" xmlns:cx8="http://schemas.microsoft.com/office/drawing/2016/5/14/chartex" xmlns:mc="http://schemas.openxmlformats.org/markup-compatibility/2006" xmlns:aink="http://schemas.microsoft.com/office/drawing/2016/ink" xmlns:am3d="http://schemas.microsoft.com/office/drawing/2017/model3d" xmlns:o="urn:schemas-microsoft-com:office:office" xmlns:oel="http://schemas.microsoft.com/office/2019/extlst" xmlns:r="http://schemas.openxmlformats.org/officeDocument/2006/relationships" xmlns:m="http://schemas.openxmlformats.org/officeDocument/2006/math" xmlns:v="urn:schemas-microsoft-com:vml" xmlns:wp14="http://schemas.microsoft.com/office/word/2010/wordprocessingDrawing" xmlns:wp="http://schemas.openxmlformats.org/drawingml/2006/wordprocessingDrawing" xmlns:w10="urn:schemas-microsoft-com:office:word" xmlns:w="http://schemas.openxmlformats.org/wordprocessingml/2006/main" xmlns:w14="http://schemas.microsoft.com/office/word/2010/wordml" xmlns:w15="http://schemas.microsoft.com/office/word/2012/wordml" xmlns:w16cex="http://schemas.microsoft.com/office/word/2018/wordml/cex" xmlns:w16cid="http://schemas.microsoft.com/office/word/2016/wordml/cid" xmlns:w16="http://schemas.microsoft.com/office/word/2018/wordml" xmlns:w16du="http://schemas.microsoft.com/office/word/2023/wordml/word16du" xmlns:w16sdtdh="http://schemas.microsoft.com/office/word/2020/wordml/sdtdatahash" xmlns:w16sdtfl="http://schemas.microsoft.com/office/word/2024/wordml/sdtformatlock" xmlns:w16se="http://schemas.microsoft.com/office/word/2015/wordml/symex" xmlns:wpg="http://schemas.microsoft.com/office/word/2010/wordprocessingGroup" xmlns:wpi="http://schemas.microsoft.com/office/word/2010/wordprocessingInk" xmlns:wne="http://schemas.microsoft.com/office/word/2006/wordml" xmlns:wps="http://schemas.microsoft.com/office/word/2010/wordprocessingShape" mc:Ignorable="w14 w15 w16se w16cid w16 w16cex w16sdtdh w16sdtfl w16du wp14">
   <w:p>
     <w:pPr>
       <w:pStyle w:val="Footer"/>
@@ -1088,7 +1110,7 @@
 </file>
 
 <file path=word/footnotes.xml><?xml version="1.0" encoding="utf-8"?>
-<w:footnotes xmlns:wpc="http://schemas.microsoft.com/office/word/2010/wordprocessingCanvas" xmlns:cx="http://schemas.microsoft.com/office/drawing/2014/chartex" xmlns:cx1="http://schemas.microsoft.com/office/drawing/2015/9/8/chartex" xmlns:cx2="http://schemas.microsoft.com/office/drawing/2015/10/21/chartex" xmlns:cx3="http://schemas.microsoft.com/office/drawing/2016/5/9/chartex" xmlns:cx4="http://schemas.microsoft.com/office/drawing/2016/5/10/chartex" xmlns:cx5="http://schemas.microsoft.com/office/drawing/2016/5/11/chartex" xmlns:cx6="http://schemas.microsoft.com/office/drawing/2016/5/12/chartex" xmlns:cx7="http://schemas.microsoft.com/office/drawing/2016/5/13/chartex" xmlns:cx8="http://schemas.microsoft.com/office/drawing/2016/5/14/chartex" xmlns:mc="http://schemas.openxmlformats.org/markup-compatibility/2006" xmlns:aink="http://schemas.microsoft.com/office/drawing/2016/ink" xmlns:am3d="http://schemas.microsoft.com/office/drawing/2017/model3d" xmlns:o="urn:schemas-microsoft-com:office:office" xmlns:oel="http://schemas.microsoft.com/office/2019/extlst" xmlns:r="http://schemas.openxmlformats.org/officeDocument/2006/relationships" xmlns:m="http://schemas.openxmlformats.org/officeDocument/2006/math" xmlns:v="urn:schemas-microsoft-com:vml" xmlns:wp14="http://schemas.microsoft.com/office/word/2010/wordprocessingDrawing" xmlns:wp="http://schemas.openxmlformats.org/drawingml/2006/wordprocessingDrawing" xmlns:w10="urn:schemas-microsoft-com:office:word" xmlns:w="http://schemas.openxmlformats.org/wordprocessingml/2006/main" xmlns:w14="http://schemas.microsoft.com/office/word/2010/wordml" xmlns:w15="http://schemas.microsoft.com/office/word/2012/wordml" xmlns:w16cex="http://schemas.microsoft.com/office/word/2018/wordml/cex" xmlns:w16cid="http://schemas.microsoft.com/office/word/2016/wordml/cid" xmlns:w16="http://schemas.microsoft.com/office/word/2018/wordml" xmlns:w16sdtdh="http://schemas.microsoft.com/office/word/2020/wordml/sdtdatahash" xmlns:w16se="http://schemas.microsoft.com/office/word/2015/wordml/symex" xmlns:wpg="http://schemas.microsoft.com/office/word/2010/wordprocessingGroup" xmlns:wpi="http://schemas.microsoft.com/office/word/2010/wordprocessingInk" xmlns:wne="http://schemas.microsoft.com/office/word/2006/wordml" xmlns:wps="http://schemas.microsoft.com/office/word/2010/wordprocessingShape" mc:Ignorable="w14 w15 w16se w16cid w16 w16cex w16sdtdh wp14">
+<w:footnotes xmlns:wpc="http://schemas.microsoft.com/office/word/2010/wordprocessingCanvas" xmlns:cx="http://schemas.microsoft.com/office/drawing/2014/chartex" xmlns:cx1="http://schemas.microsoft.com/office/drawing/2015/9/8/chartex" xmlns:cx2="http://schemas.microsoft.com/office/drawing/2015/10/21/chartex" xmlns:cx3="http://schemas.microsoft.com/office/drawing/2016/5/9/chartex" xmlns:cx4="http://schemas.microsoft.com/office/drawing/2016/5/10/chartex" xmlns:cx5="http://schemas.microsoft.com/office/drawing/2016/5/11/chartex" xmlns:cx6="http://schemas.microsoft.com/office/drawing/2016/5/12/chartex" xmlns:cx7="http://schemas.microsoft.com/office/drawing/2016/5/13/chartex" xmlns:cx8="http://schemas.microsoft.com/office/drawing/2016/5/14/chartex" xmlns:mc="http://schemas.openxmlformats.org/markup-compatibility/2006" xmlns:aink="http://schemas.microsoft.com/office/drawing/2016/ink" xmlns:am3d="http://schemas.microsoft.com/office/drawing/2017/model3d" xmlns:o="urn:schemas-microsoft-com:office:office" xmlns:oel="http://schemas.microsoft.com/office/2019/extlst" xmlns:r="http://schemas.openxmlformats.org/officeDocument/2006/relationships" xmlns:m="http://schemas.openxmlformats.org/officeDocument/2006/math" xmlns:v="urn:schemas-microsoft-com:vml" xmlns:wp14="http://schemas.microsoft.com/office/word/2010/wordprocessingDrawing" xmlns:wp="http://schemas.openxmlformats.org/drawingml/2006/wordprocessingDrawing" xmlns:w10="urn:schemas-microsoft-com:office:word" xmlns:w="http://schemas.openxmlformats.org/wordprocessingml/2006/main" xmlns:w14="http://schemas.microsoft.com/office/word/2010/wordml" xmlns:w15="http://schemas.microsoft.com/office/word/2012/wordml" xmlns:w16cex="http://schemas.microsoft.com/office/word/2018/wordml/cex" xmlns:w16cid="http://schemas.microsoft.com/office/word/2016/wordml/cid" xmlns:w16="http://schemas.microsoft.com/office/word/2018/wordml" xmlns:w16du="http://schemas.microsoft.com/office/word/2023/wordml/word16du" xmlns:w16sdtdh="http://schemas.microsoft.com/office/word/2020/wordml/sdtdatahash" xmlns:w16sdtfl="http://schemas.microsoft.com/office/word/2024/wordml/sdtformatlock" xmlns:w16se="http://schemas.microsoft.com/office/word/2015/wordml/symex" xmlns:wpg="http://schemas.microsoft.com/office/word/2010/wordprocessingGroup" xmlns:wpi="http://schemas.microsoft.com/office/word/2010/wordprocessingInk" xmlns:wne="http://schemas.microsoft.com/office/word/2006/wordml" xmlns:wps="http://schemas.microsoft.com/office/word/2010/wordprocessingShape" mc:Ignorable="w14 w15 w16se w16cid w16 w16cex w16sdtdh w16sdtfl w16du wp14">
   <w:footnote w:type="separator" w:id="-1">
     <w:p>
       <w:pPr>
@@ -1113,7 +1135,7 @@
 </file>
 
 <file path=word/header1.xml><?xml version="1.0" encoding="utf-8"?>
-<w:hdr xmlns:wpc="http://schemas.microsoft.com/office/word/2010/wordprocessingCanvas" xmlns:cx="http://schemas.microsoft.com/office/drawing/2014/chartex" xmlns:cx1="http://schemas.microsoft.com/office/drawing/2015/9/8/chartex" xmlns:cx2="http://schemas.microsoft.com/office/drawing/2015/10/21/chartex" xmlns:cx3="http://schemas.microsoft.com/office/drawing/2016/5/9/chartex" xmlns:cx4="http://schemas.microsoft.com/office/drawing/2016/5/10/chartex" xmlns:cx5="http://schemas.microsoft.com/office/drawing/2016/5/11/chartex" xmlns:cx6="http://schemas.microsoft.com/office/drawing/2016/5/12/chartex" xmlns:cx7="http://schemas.microsoft.com/office/drawing/2016/5/13/chartex" xmlns:cx8="http://schemas.microsoft.com/office/drawing/2016/5/14/chartex" xmlns:mc="http://schemas.openxmlformats.org/markup-compatibility/2006" xmlns:aink="http://schemas.microsoft.com/office/drawing/2016/ink" xmlns:am3d="http://schemas.microsoft.com/office/drawing/2017/model3d" xmlns:o="urn:schemas-microsoft-com:office:office" xmlns:oel="http://schemas.microsoft.com/office/2019/extlst" xmlns:r="http://schemas.openxmlformats.org/officeDocument/2006/relationships" xmlns:m="http://schemas.openxmlformats.org/officeDocument/2006/math" xmlns:v="urn:schemas-microsoft-com:vml" xmlns:wp14="http://schemas.microsoft.com/office/word/2010/wordprocessingDrawing" xmlns:wp="http://schemas.openxmlformats.org/drawingml/2006/wordprocessingDrawing" xmlns:w10="urn:schemas-microsoft-com:office:word" xmlns:w="http://schemas.openxmlformats.org/wordprocessingml/2006/main" xmlns:w14="http://schemas.microsoft.com/office/word/2010/wordml" xmlns:w15="http://schemas.microsoft.com/office/word/2012/wordml" xmlns:w16cex="http://schemas.microsoft.com/office/word/2018/wordml/cex" xmlns:w16cid="http://schemas.microsoft.com/office/word/2016/wordml/cid" xmlns:w16="http://schemas.microsoft.com/office/word/2018/wordml" xmlns:w16sdtdh="http://schemas.microsoft.com/office/word/2020/wordml/sdtdatahash" xmlns:w16se="http://schemas.microsoft.com/office/word/2015/wordml/symex" xmlns:wpg="http://schemas.microsoft.com/office/word/2010/wordprocessingGroup" xmlns:wpi="http://schemas.microsoft.com/office/word/2010/wordprocessingInk" xmlns:wne="http://schemas.microsoft.com/office/word/2006/wordml" xmlns:wps="http://schemas.microsoft.com/office/word/2010/wordprocessingShape" mc:Ignorable="w14 w15 w16se w16cid w16 w16cex w16sdtdh wp14">
+<w:hdr xmlns:wpc="http://schemas.microsoft.com/office/word/2010/wordprocessingCanvas" xmlns:cx="http://schemas.microsoft.com/office/drawing/2014/chartex" xmlns:cx1="http://schemas.microsoft.com/office/drawing/2015/9/8/chartex" xmlns:cx2="http://schemas.microsoft.com/office/drawing/2015/10/21/chartex" xmlns:cx3="http://schemas.microsoft.com/office/drawing/2016/5/9/chartex" xmlns:cx4="http://schemas.microsoft.com/office/drawing/2016/5/10/chartex" xmlns:cx5="http://schemas.microsoft.com/office/drawing/2016/5/11/chartex" xmlns:cx6="http://schemas.microsoft.com/office/drawing/2016/5/12/chartex" xmlns:cx7="http://schemas.microsoft.com/office/drawing/2016/5/13/chartex" xmlns:cx8="http://schemas.microsoft.com/office/drawing/2016/5/14/chartex" xmlns:mc="http://schemas.openxmlformats.org/markup-compatibility/2006" xmlns:aink="http://schemas.microsoft.com/office/drawing/2016/ink" xmlns:am3d="http://schemas.microsoft.com/office/drawing/2017/model3d" xmlns:o="urn:schemas-microsoft-com:office:office" xmlns:oel="http://schemas.microsoft.com/office/2019/extlst" xmlns:r="http://schemas.openxmlformats.org/officeDocument/2006/relationships" xmlns:m="http://schemas.openxmlformats.org/officeDocument/2006/math" xmlns:v="urn:schemas-microsoft-com:vml" xmlns:wp14="http://schemas.microsoft.com/office/word/2010/wordprocessingDrawing" xmlns:wp="http://schemas.openxmlformats.org/drawingml/2006/wordprocessingDrawing" xmlns:w10="urn:schemas-microsoft-com:office:word" xmlns:w="http://schemas.openxmlformats.org/wordprocessingml/2006/main" xmlns:w14="http://schemas.microsoft.com/office/word/2010/wordml" xmlns:w15="http://schemas.microsoft.com/office/word/2012/wordml" xmlns:w16cex="http://schemas.microsoft.com/office/word/2018/wordml/cex" xmlns:w16cid="http://schemas.microsoft.com/office/word/2016/wordml/cid" xmlns:w16="http://schemas.microsoft.com/office/word/2018/wordml" xmlns:w16du="http://schemas.microsoft.com/office/word/2023/wordml/word16du" xmlns:w16sdtdh="http://schemas.microsoft.com/office/word/2020/wordml/sdtdatahash" xmlns:w16sdtfl="http://schemas.microsoft.com/office/word/2024/wordml/sdtformatlock" xmlns:w16se="http://schemas.microsoft.com/office/word/2015/wordml/symex" xmlns:wpg="http://schemas.microsoft.com/office/word/2010/wordprocessingGroup" xmlns:wpi="http://schemas.microsoft.com/office/word/2010/wordprocessingInk" xmlns:wne="http://schemas.microsoft.com/office/word/2006/wordml" xmlns:wps="http://schemas.microsoft.com/office/word/2010/wordprocessingShape" mc:Ignorable="w14 w15 w16se w16cid w16 w16cex w16sdtdh w16sdtfl w16du wp14">
   <w:p>
     <w:pPr>
       <w:pStyle w:val="Header"/>
@@ -1123,7 +1145,7 @@
 </file>
 
 <file path=word/header2.xml><?xml version="1.0" encoding="utf-8"?>
-<w:hdr xmlns:wpc="http://schemas.microsoft.com/office/word/2010/wordprocessingCanvas" xmlns:cx="http://schemas.microsoft.com/office/drawing/2014/chartex" xmlns:cx1="http://schemas.microsoft.com/office/drawing/2015/9/8/chartex" xmlns:cx2="http://schemas.microsoft.com/office/drawing/2015/10/21/chartex" xmlns:cx3="http://schemas.microsoft.com/office/drawing/2016/5/9/chartex" xmlns:cx4="http://schemas.microsoft.com/office/drawing/2016/5/10/chartex" xmlns:cx5="http://schemas.microsoft.com/office/drawing/2016/5/11/chartex" xmlns:cx6="http://schemas.microsoft.com/office/drawing/2016/5/12/chartex" xmlns:cx7="http://schemas.microsoft.com/office/drawing/2016/5/13/chartex" xmlns:cx8="http://schemas.microsoft.com/office/drawing/2016/5/14/chartex" xmlns:mc="http://schemas.openxmlformats.org/markup-compatibility/2006" xmlns:aink="http://schemas.microsoft.com/office/drawing/2016/ink" xmlns:am3d="http://schemas.microsoft.com/office/drawing/2017/model3d" xmlns:o="urn:schemas-microsoft-com:office:office" xmlns:oel="http://schemas.microsoft.com/office/2019/extlst" xmlns:r="http://schemas.openxmlformats.org/officeDocument/2006/relationships" xmlns:m="http://schemas.openxmlformats.org/officeDocument/2006/math" xmlns:v="urn:schemas-microsoft-com:vml" xmlns:wp14="http://schemas.microsoft.com/office/word/2010/wordprocessingDrawing" xmlns:wp="http://schemas.openxmlformats.org/drawingml/2006/wordprocessingDrawing" xmlns:w10="urn:schemas-microsoft-com:office:word" xmlns:w="http://schemas.openxmlformats.org/wordprocessingml/2006/main" xmlns:w14="http://schemas.microsoft.com/office/word/2010/wordml" xmlns:w15="http://schemas.microsoft.com/office/word/2012/wordml" xmlns:w16cex="http://schemas.microsoft.com/office/word/2018/wordml/cex" xmlns:w16cid="http://schemas.microsoft.com/office/word/2016/wordml/cid" xmlns:w16="http://schemas.microsoft.com/office/word/2018/wordml" xmlns:w16sdtdh="http://schemas.microsoft.com/office/word/2020/wordml/sdtdatahash" xmlns:w16se="http://schemas.microsoft.com/office/word/2015/wordml/symex" xmlns:wpg="http://schemas.microsoft.com/office/word/2010/wordprocessingGroup" xmlns:wpi="http://schemas.microsoft.com/office/word/2010/wordprocessingInk" xmlns:wne="http://schemas.microsoft.com/office/word/2006/wordml" xmlns:wps="http://schemas.microsoft.com/office/word/2010/wordprocessingShape" mc:Ignorable="w14 w15 w16se w16cid w16 w16cex w16sdtdh wp14">
+<w:hdr xmlns:wpc="http://schemas.microsoft.com/office/word/2010/wordprocessingCanvas" xmlns:cx="http://schemas.microsoft.com/office/drawing/2014/chartex" xmlns:cx1="http://schemas.microsoft.com/office/drawing/2015/9/8/chartex" xmlns:cx2="http://schemas.microsoft.com/office/drawing/2015/10/21/chartex" xmlns:cx3="http://schemas.microsoft.com/office/drawing/2016/5/9/chartex" xmlns:cx4="http://schemas.microsoft.com/office/drawing/2016/5/10/chartex" xmlns:cx5="http://schemas.microsoft.com/office/drawing/2016/5/11/chartex" xmlns:cx6="http://schemas.microsoft.com/office/drawing/2016/5/12/chartex" xmlns:cx7="http://schemas.microsoft.com/office/drawing/2016/5/13/chartex" xmlns:cx8="http://schemas.microsoft.com/office/drawing/2016/5/14/chartex" xmlns:mc="http://schemas.openxmlformats.org/markup-compatibility/2006" xmlns:aink="http://schemas.microsoft.com/office/drawing/2016/ink" xmlns:am3d="http://schemas.microsoft.com/office/drawing/2017/model3d" xmlns:o="urn:schemas-microsoft-com:office:office" xmlns:oel="http://schemas.microsoft.com/office/2019/extlst" xmlns:r="http://schemas.openxmlformats.org/officeDocument/2006/relationships" xmlns:m="http://schemas.openxmlformats.org/officeDocument/2006/math" xmlns:v="urn:schemas-microsoft-com:vml" xmlns:wp14="http://schemas.microsoft.com/office/word/2010/wordprocessingDrawing" xmlns:wp="http://schemas.openxmlformats.org/drawingml/2006/wordprocessingDrawing" xmlns:w10="urn:schemas-microsoft-com:office:word" xmlns:w="http://schemas.openxmlformats.org/wordprocessingml/2006/main" xmlns:w14="http://schemas.microsoft.com/office/word/2010/wordml" xmlns:w15="http://schemas.microsoft.com/office/word/2012/wordml" xmlns:w16cex="http://schemas.microsoft.com/office/word/2018/wordml/cex" xmlns:w16cid="http://schemas.microsoft.com/office/word/2016/wordml/cid" xmlns:w16="http://schemas.microsoft.com/office/word/2018/wordml" xmlns:w16du="http://schemas.microsoft.com/office/word/2023/wordml/word16du" xmlns:w16sdtdh="http://schemas.microsoft.com/office/word/2020/wordml/sdtdatahash" xmlns:w16sdtfl="http://schemas.microsoft.com/office/word/2024/wordml/sdtformatlock" xmlns:w16se="http://schemas.microsoft.com/office/word/2015/wordml/symex" xmlns:wpg="http://schemas.microsoft.com/office/word/2010/wordprocessingGroup" xmlns:wpi="http://schemas.microsoft.com/office/word/2010/wordprocessingInk" xmlns:wne="http://schemas.microsoft.com/office/word/2006/wordml" xmlns:wps="http://schemas.microsoft.com/office/word/2010/wordprocessingShape" mc:Ignorable="w14 w15 w16se w16cid w16 w16cex w16sdtdh w16sdtfl w16du wp14">
   <w:p>
     <w:pPr>
       <w:pStyle w:val="Header"/>
@@ -1134,7 +1156,7 @@
 </file>
 
 <file path=word/header3.xml><?xml version="1.0" encoding="utf-8"?>
-<w:hdr xmlns:wpc="http://schemas.microsoft.com/office/word/2010/wordprocessingCanvas" xmlns:cx="http://schemas.microsoft.com/office/drawing/2014/chartex" xmlns:cx1="http://schemas.microsoft.com/office/drawing/2015/9/8/chartex" xmlns:cx2="http://schemas.microsoft.com/office/drawing/2015/10/21/chartex" xmlns:cx3="http://schemas.microsoft.com/office/drawing/2016/5/9/chartex" xmlns:cx4="http://schemas.microsoft.com/office/drawing/2016/5/10/chartex" xmlns:cx5="http://schemas.microsoft.com/office/drawing/2016/5/11/chartex" xmlns:cx6="http://schemas.microsoft.com/office/drawing/2016/5/12/chartex" xmlns:cx7="http://schemas.microsoft.com/office/drawing/2016/5/13/chartex" xmlns:cx8="http://schemas.microsoft.com/office/drawing/2016/5/14/chartex" xmlns:mc="http://schemas.openxmlformats.org/markup-compatibility/2006" xmlns:aink="http://schemas.microsoft.com/office/drawing/2016/ink" xmlns:am3d="http://schemas.microsoft.com/office/drawing/2017/model3d" xmlns:o="urn:schemas-microsoft-com:office:office" xmlns:oel="http://schemas.microsoft.com/office/2019/extlst" xmlns:r="http://schemas.openxmlformats.org/officeDocument/2006/relationships" xmlns:m="http://schemas.openxmlformats.org/officeDocument/2006/math" xmlns:v="urn:schemas-microsoft-com:vml" xmlns:wp14="http://schemas.microsoft.com/office/word/2010/wordprocessingDrawing" xmlns:wp="http://schemas.openxmlformats.org/drawingml/2006/wordprocessingDrawing" xmlns:w10="urn:schemas-microsoft-com:office:word" xmlns:w="http://schemas.openxmlformats.org/wordprocessingml/2006/main" xmlns:w14="http://schemas.microsoft.com/office/word/2010/wordml" xmlns:w15="http://schemas.microsoft.com/office/word/2012/wordml" xmlns:w16cex="http://schemas.microsoft.com/office/word/2018/wordml/cex" xmlns:w16cid="http://schemas.microsoft.com/office/word/2016/wordml/cid" xmlns:w16="http://schemas.microsoft.com/office/word/2018/wordml" xmlns:w16sdtdh="http://schemas.microsoft.com/office/word/2020/wordml/sdtdatahash" xmlns:w16se="http://schemas.microsoft.com/office/word/2015/wordml/symex" xmlns:wpg="http://schemas.microsoft.com/office/word/2010/wordprocessingGroup" xmlns:wpi="http://schemas.microsoft.com/office/word/2010/wordprocessingInk" xmlns:wne="http://schemas.microsoft.com/office/word/2006/wordml" xmlns:wps="http://schemas.microsoft.com/office/word/2010/wordprocessingShape" mc:Ignorable="w14 w15 w16se w16cid w16 w16cex w16sdtdh wp14">
+<w:hdr xmlns:wpc="http://schemas.microsoft.com/office/word/2010/wordprocessingCanvas" xmlns:cx="http://schemas.microsoft.com/office/drawing/2014/chartex" xmlns:cx1="http://schemas.microsoft.com/office/drawing/2015/9/8/chartex" xmlns:cx2="http://schemas.microsoft.com/office/drawing/2015/10/21/chartex" xmlns:cx3="http://schemas.microsoft.com/office/drawing/2016/5/9/chartex" xmlns:cx4="http://schemas.microsoft.com/office/drawing/2016/5/10/chartex" xmlns:cx5="http://schemas.microsoft.com/office/drawing/2016/5/11/chartex" xmlns:cx6="http://schemas.microsoft.com/office/drawing/2016/5/12/chartex" xmlns:cx7="http://schemas.microsoft.com/office/drawing/2016/5/13/chartex" xmlns:cx8="http://schemas.microsoft.com/office/drawing/2016/5/14/chartex" xmlns:mc="http://schemas.openxmlformats.org/markup-compatibility/2006" xmlns:aink="http://schemas.microsoft.com/office/drawing/2016/ink" xmlns:am3d="http://schemas.microsoft.com/office/drawing/2017/model3d" xmlns:o="urn:schemas-microsoft-com:office:office" xmlns:oel="http://schemas.microsoft.com/office/2019/extlst" xmlns:r="http://schemas.openxmlformats.org/officeDocument/2006/relationships" xmlns:m="http://schemas.openxmlformats.org/officeDocument/2006/math" xmlns:v="urn:schemas-microsoft-com:vml" xmlns:wp14="http://schemas.microsoft.com/office/word/2010/wordprocessingDrawing" xmlns:wp="http://schemas.openxmlformats.org/drawingml/2006/wordprocessingDrawing" xmlns:w10="urn:schemas-microsoft-com:office:word" xmlns:w="http://schemas.openxmlformats.org/wordprocessingml/2006/main" xmlns:w14="http://schemas.microsoft.com/office/word/2010/wordml" xmlns:w15="http://schemas.microsoft.com/office/word/2012/wordml" xmlns:w16cex="http://schemas.microsoft.com/office/word/2018/wordml/cex" xmlns:w16cid="http://schemas.microsoft.com/office/word/2016/wordml/cid" xmlns:w16="http://schemas.microsoft.com/office/word/2018/wordml" xmlns:w16du="http://schemas.microsoft.com/office/word/2023/wordml/word16du" xmlns:w16sdtdh="http://schemas.microsoft.com/office/word/2020/wordml/sdtdatahash" xmlns:w16sdtfl="http://schemas.microsoft.com/office/word/2024/wordml/sdtformatlock" xmlns:w16se="http://schemas.microsoft.com/office/word/2015/wordml/symex" xmlns:wpg="http://schemas.microsoft.com/office/word/2010/wordprocessingGroup" xmlns:wpi="http://schemas.microsoft.com/office/word/2010/wordprocessingInk" xmlns:wne="http://schemas.microsoft.com/office/word/2006/wordml" xmlns:wps="http://schemas.microsoft.com/office/word/2010/wordprocessingShape" mc:Ignorable="w14 w15 w16se w16cid w16 w16cex w16sdtdh w16sdtfl w16du wp14">
   <w:p>
     <w:pPr>
       <w:pStyle w:val="Header"/>
@@ -1143,7 +1165,7 @@
     <w:r>
       <w:tab/>
       <w:tab/>
-      <w:t>2026-06-17</w:t>
+      <w:t>2026-06-18</w:t>
       <w:br/>
       <w:br/>
     </w:r>
@@ -1160,7 +1182,7 @@
 </file>
 
 <file path=word/numbering.xml><?xml version="1.0" encoding="utf-8"?>
-<w:numbering xmlns:wpc="http://schemas.microsoft.com/office/word/2010/wordprocessingCanvas" xmlns:cx="http://schemas.microsoft.com/office/drawing/2014/chartex" xmlns:cx1="http://schemas.microsoft.com/office/drawing/2015/9/8/chartex" xmlns:cx2="http://schemas.microsoft.com/office/drawing/2015/10/21/chartex" xmlns:cx3="http://schemas.microsoft.com/office/drawing/2016/5/9/chartex" xmlns:cx4="http://schemas.microsoft.com/office/drawing/2016/5/10/chartex" xmlns:cx5="http://schemas.microsoft.com/office/drawing/2016/5/11/chartex" xmlns:cx6="http://schemas.microsoft.com/office/drawing/2016/5/12/chartex" xmlns:cx7="http://schemas.microsoft.com/office/drawing/2016/5/13/chartex" xmlns:cx8="http://schemas.microsoft.com/office/drawing/2016/5/14/chartex" xmlns:mc="http://schemas.openxmlformats.org/markup-compatibility/2006" xmlns:aink="http://schemas.microsoft.com/office/drawing/2016/ink" xmlns:am3d="http://schemas.microsoft.com/office/drawing/2017/model3d" xmlns:o="urn:schemas-microsoft-com:office:office" xmlns:oel="http://schemas.microsoft.com/office/2019/extlst" xmlns:r="http://schemas.openxmlformats.org/officeDocument/2006/relationships" xmlns:m="http://schemas.openxmlformats.org/officeDocument/2006/math" xmlns:v="urn:schemas-microsoft-com:vml" xmlns:wp14="http://schemas.microsoft.com/office/word/2010/wordprocessingDrawing" xmlns:wp="http://schemas.openxmlformats.org/drawingml/2006/wordprocessingDrawing" xmlns:w10="urn:schemas-microsoft-com:office:word" xmlns:w="http://schemas.openxmlformats.org/wordprocessingml/2006/main" xmlns:w14="http://schemas.microsoft.com/office/word/2010/wordml" xmlns:w15="http://schemas.microsoft.com/office/word/2012/wordml" xmlns:w16cex="http://schemas.microsoft.com/office/word/2018/wordml/cex" xmlns:w16cid="http://schemas.microsoft.com/office/word/2016/wordml/cid" xmlns:w16="http://schemas.microsoft.com/office/word/2018/wordml" xmlns:w16sdtdh="http://schemas.microsoft.com/office/word/2020/wordml/sdtdatahash" xmlns:w16se="http://schemas.microsoft.com/office/word/2015/wordml/symex" xmlns:wpg="http://schemas.microsoft.com/office/word/2010/wordprocessingGroup" xmlns:wpi="http://schemas.microsoft.com/office/word/2010/wordprocessingInk" xmlns:wne="http://schemas.microsoft.com/office/word/2006/wordml" xmlns:wps="http://schemas.microsoft.com/office/word/2010/wordprocessingShape" mc:Ignorable="w14 w15 w16se w16cid w16 w16cex w16sdtdh wp14">
+<w:numbering xmlns:wpc="http://schemas.microsoft.com/office/word/2010/wordprocessingCanvas" xmlns:cx="http://schemas.microsoft.com/office/drawing/2014/chartex" xmlns:cx1="http://schemas.microsoft.com/office/drawing/2015/9/8/chartex" xmlns:cx2="http://schemas.microsoft.com/office/drawing/2015/10/21/chartex" xmlns:cx3="http://schemas.microsoft.com/office/drawing/2016/5/9/chartex" xmlns:cx4="http://schemas.microsoft.com/office/drawing/2016/5/10/chartex" xmlns:cx5="http://schemas.microsoft.com/office/drawing/2016/5/11/chartex" xmlns:cx6="http://schemas.microsoft.com/office/drawing/2016/5/12/chartex" xmlns:cx7="http://schemas.microsoft.com/office/drawing/2016/5/13/chartex" xmlns:cx8="http://schemas.microsoft.com/office/drawing/2016/5/14/chartex" xmlns:mc="http://schemas.openxmlformats.org/markup-compatibility/2006" xmlns:aink="http://schemas.microsoft.com/office/drawing/2016/ink" xmlns:am3d="http://schemas.microsoft.com/office/drawing/2017/model3d" xmlns:o="urn:schemas-microsoft-com:office:office" xmlns:oel="http://schemas.microsoft.com/office/2019/extlst" xmlns:r="http://schemas.openxmlformats.org/officeDocument/2006/relationships" xmlns:m="http://schemas.openxmlformats.org/officeDocument/2006/math" xmlns:v="urn:schemas-microsoft-com:vml" xmlns:wp14="http://schemas.microsoft.com/office/word/2010/wordprocessingDrawing" xmlns:wp="http://schemas.openxmlformats.org/drawingml/2006/wordprocessingDrawing" xmlns:w10="urn:schemas-microsoft-com:office:word" xmlns:w="http://schemas.openxmlformats.org/wordprocessingml/2006/main" xmlns:w14="http://schemas.microsoft.com/office/word/2010/wordml" xmlns:w15="http://schemas.microsoft.com/office/word/2012/wordml" xmlns:w16cex="http://schemas.microsoft.com/office/word/2018/wordml/cex" xmlns:w16cid="http://schemas.microsoft.com/office/word/2016/wordml/cid" xmlns:w16="http://schemas.microsoft.com/office/word/2018/wordml" xmlns:w16du="http://schemas.microsoft.com/office/word/2023/wordml/word16du" xmlns:w16sdtdh="http://schemas.microsoft.com/office/word/2020/wordml/sdtdatahash" xmlns:w16sdtfl="http://schemas.microsoft.com/office/word/2024/wordml/sdtformatlock" xmlns:w16se="http://schemas.microsoft.com/office/word/2015/wordml/symex" xmlns:wpg="http://schemas.microsoft.com/office/word/2010/wordprocessingGroup" xmlns:wpi="http://schemas.microsoft.com/office/word/2010/wordprocessingInk" xmlns:wne="http://schemas.microsoft.com/office/word/2006/wordml" xmlns:wps="http://schemas.microsoft.com/office/word/2010/wordprocessingShape" mc:Ignorable="w14 w15 w16se w16cid w16 w16cex w16sdtdh w16sdtfl w16du wp14">
   <w:abstractNum w:abstractNumId="0" w15:restartNumberingAfterBreak="0">
     <w:nsid w:val="FFFFFF7C"/>
     <w:multiLevelType w:val="singleLevel"/>
@@ -1363,7 +1385,7 @@
 </file>
 
 <file path=word/styles.xml><?xml version="1.0" encoding="utf-8"?>
-<w:styles xmlns:mc="http://schemas.openxmlformats.org/markup-compatibility/2006" xmlns:r="http://schemas.openxmlformats.org/officeDocument/2006/relationships" xmlns:w="http://schemas.openxmlformats.org/wordprocessingml/2006/main" xmlns:w14="http://schemas.microsoft.com/office/word/2010/wordml" xmlns:w15="http://schemas.microsoft.com/office/word/2012/wordml" xmlns:w16cex="http://schemas.microsoft.com/office/word/2018/wordml/cex" xmlns:w16cid="http://schemas.microsoft.com/office/word/2016/wordml/cid" xmlns:w16="http://schemas.microsoft.com/office/word/2018/wordml" xmlns:w16sdtdh="http://schemas.microsoft.com/office/word/2020/wordml/sdtdatahash" xmlns:w16se="http://schemas.microsoft.com/office/word/2015/wordml/symex" mc:Ignorable="w14 w15 w16se w16cid w16 w16cex w16sdtdh">
+<w:styles xmlns:mc="http://schemas.openxmlformats.org/markup-compatibility/2006" xmlns:r="http://schemas.openxmlformats.org/officeDocument/2006/relationships" xmlns:w="http://schemas.openxmlformats.org/wordprocessingml/2006/main" xmlns:w14="http://schemas.microsoft.com/office/word/2010/wordml" xmlns:w15="http://schemas.microsoft.com/office/word/2012/wordml" xmlns:w16cex="http://schemas.microsoft.com/office/word/2018/wordml/cex" xmlns:w16cid="http://schemas.microsoft.com/office/word/2016/wordml/cid" xmlns:w16="http://schemas.microsoft.com/office/word/2018/wordml" xmlns:w16du="http://schemas.microsoft.com/office/word/2023/wordml/word16du" xmlns:w16sdtdh="http://schemas.microsoft.com/office/word/2020/wordml/sdtdatahash" xmlns:w16sdtfl="http://schemas.microsoft.com/office/word/2024/wordml/sdtformatlock" xmlns:w16se="http://schemas.microsoft.com/office/word/2015/wordml/symex" mc:Ignorable="w14 w15 w16se w16cid w16 w16cex w16sdtdh w16sdtfl w16du">
   <w:docDefaults>
     <w:rPrDefault>
       <w:rPr>
@@ -2121,7 +2143,7 @@
     <w:link w:val="TitleChar"/>
     <w:uiPriority w:val="10"/>
     <w:qFormat/>
-    <w:rsid w:val="007106C8"/>
+    <w:rsid w:val="00E854FA"/>
     <w:pPr>
       <w:spacing w:after="300" w:line="240" w:lineRule="auto"/>
       <w:contextualSpacing/>
@@ -2131,7 +2153,7 @@
       <w:rFonts w:eastAsiaTheme="majorEastAsia" w:cstheme="majorBidi"/>
       <w:spacing w:val="5"/>
       <w:kern w:val="28"/>
-      <w:sz w:val="52"/>
+      <w:sz w:val="40"/>
       <w:szCs w:val="52"/>
       <w:lang w:val="sv-SE" w:eastAsia="en-US" w:bidi="ar-SA"/>
     </w:rPr>
@@ -2141,12 +2163,12 @@
     <w:basedOn w:val="DefaultParagraphFont"/>
     <w:link w:val="Title"/>
     <w:uiPriority w:val="10"/>
-    <w:rsid w:val="007106C8"/>
+    <w:rsid w:val="00E854FA"/>
     <w:rPr>
       <w:rFonts w:ascii="Times New Roman" w:eastAsiaTheme="majorEastAsia" w:hAnsi="Times New Roman" w:cstheme="majorBidi"/>
       <w:spacing w:val="5"/>
       <w:kern w:val="28"/>
-      <w:sz w:val="52"/>
+      <w:sz w:val="40"/>
       <w:szCs w:val="52"/>
       <w:lang w:val="sv-SE" w:eastAsia="en-US" w:bidi="ar-SA"/>
     </w:rPr>

--- a/klagomål/A 23232-2026 FSC-klagomål.docx
+++ b/klagomål/A 23232-2026 FSC-klagomål.docx
@@ -1165,7 +1165,7 @@
     <w:r>
       <w:tab/>
       <w:tab/>
-      <w:t>2026-06-18</w:t>
+      <w:t>2026-06-19</w:t>
       <w:br/>
       <w:br/>
     </w:r>

--- a/klagomål/A 23232-2026 FSC-klagomål.docx
+++ b/klagomål/A 23232-2026 FSC-klagomål.docx
@@ -1165,7 +1165,7 @@
     <w:r>
       <w:tab/>
       <w:tab/>
-      <w:t>2026-06-19</w:t>
+      <w:t>2026-06-20</w:t>
       <w:br/>
       <w:br/>
     </w:r>

--- a/klagomål/A 23232-2026 FSC-klagomål.docx
+++ b/klagomål/A 23232-2026 FSC-klagomål.docx
@@ -168,38 +168,7 @@
     </w:p>
     <w:p>
       <w:r>
-        <w:t>Detta dokument behandlar höga naturvärden i avverkningsanmälan A 23232-2026 i Lycksele kommun som inkom 2026-05-20 och omfattar 4,9 ha.</w:t>
-      </w:r>
-    </w:p>
-    <w:p>
-      <w:r>
-        <w:t>Nedan presenteras fynd av naturvårdsarter som gjorts i det avverkningsanmälda området, samt relevanta utdrag ur standarderna för FSC, Chain of Custody, Controlled Wood och PEFC. I BILAGA 1 finns artfakta om rödlistade arter.</w:t>
-      </w:r>
-    </w:p>
-    <w:p>
-      <w:r>
-        <w:t>Vi förväntar oss att ni återkommer med ett skriftligt svar på vårt klagomål och även beskriver vilka korrigerande åtgärder ni satt in för att rätta till identifierade brister i er efterlevnad av den svenska FSC standarden.</w:t>
-      </w:r>
-    </w:p>
-    <w:p>
-      <w:pPr>
-        <w:pStyle w:val="Heading1"/>
-      </w:pPr>
-      <w:r>
-        <w:t>Naturvårdsarter</w:t>
-      </w:r>
-    </w:p>
-    <w:p>
-      <w:r>
-        <w:t>I avverkningsanmälan har följande 9 naturvårdsarter hittats: garnlav (VU, T), Skeletocutis delicata (VU), ulltickeporing (VU), harticka (NT, T), lunglav (NT, T), oljetagging (NT), rosenticka (NT, T), ullticka (NT, T) och stuplav (S, T). Av dessa är 8 rödlistade. För rödlistade arter har rödlistekategorin angivits inom parentes. Arter som är signalarter enligt Skogsstyrelsen har markerats med (S). Typiska arter inom Natura 2000 som är kopplade till skogsekosystem har markerats med (T).</w:t>
-      </w:r>
-    </w:p>
-    <w:p>
-      <w:r>
-        <w:t>De påträffade naturvårdsarterna är ett tydligt kvitto på att det rör sig om en skog med höga naturvärden.</w:t>
-      </w:r>
-      <w:r>
-        <w:t xml:space="preserve"> I Figur 1 visas fyndplatser för naturvårdsarter i området, som finns registrerade på Artportalen.</w:t>
+        <w:t>Detta klagomål behandlar höga naturvärden i avverkningsanmälan A 23232-2026 i Lycksele kommun som inkom 2026-05-20 och omfattar 4,9 ha.</w:t>
       </w:r>
     </w:p>
     <w:p>
@@ -247,7 +216,35 @@
         <w:spacing w:after="240"/>
       </w:pPr>
       <w:r>
-        <w:t>Figur 1. Fyndplatser för naturvårdsarter i avverkningsanmälan (röd linje). Markörer utan svart kant är placerade på fyndplatsen. Markörer med svart kant är placerade vid sidan av fyndplatsen och har ett svart streck som visar fyndplatsens exakta position. Kartans mittpunktskoordinat är N 7170441, E 644312 i SWEREF 99 TM.</w:t>
+        <w:t>Figur 1. Fyndplatser för naturvårdsarter i avverkningsanmälan. Markörer utan svart kant är placerade på fyndplatsen. Markörer med svart kant är placerade vid sidan av fyndplatsen har ett svart streck som visar fyndplatsens exakta position. Kartans mittpunktskoordinat är N 7170441, E 644312 i SWEREF 99 TM.</w:t>
+      </w:r>
+    </w:p>
+    <w:p>
+      <w:r>
+        <w:t>I avverkningsanmälan finns fynd av 9 naturvårdsarter, varav 8 är rödlistade, 6 är typiska (T) och 1 är signalart (S): garnlav (VU, T), Skeletocutis delicata (VU), ulltickeporing (VU), harticka (NT, T), lunglav (NT, T), oljetagging (NT), rosenticka (NT, T), ullticka (NT, T) och stuplav (S, T). Se Figur 1.</w:t>
+      </w:r>
+    </w:p>
+    <w:p>
+      <w:r>
+        <w:t>Nedan presenteras relevanta utdrag ur standarderna för FSC, Chain of Custody, Controlled Wood och PEFC.</w:t>
+      </w:r>
+    </w:p>
+    <w:p>
+      <w:r>
+        <w:t>Vi förväntar oss att ni återkommer med ett skriftligt svar på vårt klagomål och även beskriver vilka korrigerande åtgärder ni satt in för att rätta till identifierade brister i er efterlevnad av den svenska FSC standarden.</w:t>
+      </w:r>
+    </w:p>
+    <w:p>
+      <w:pPr>
+        <w:pStyle w:val="Heading1"/>
+      </w:pPr>
+      <w:r>
+        <w:t>Naturvårdsarter och fridlysta arter</w:t>
+      </w:r>
+    </w:p>
+    <w:p>
+      <w:r>
+        <w:t>Nedan följer beskrivningar av de naturvårdsarter och fridlysta arter som har sina livsmiljöer och växtplatser i den avverkningsanmälda skogen. Se även ytterligare artfakta i BILAGA 1. De påträffade naturvårdsarterna är ett tydligt kvitto på att det rör sig om en skog med höga naturvärden.</w:t>
       </w:r>
     </w:p>
     <w:p>
@@ -277,131 +274,6 @@
       </w:r>
       <w:r>
         <w:t xml:space="preserve"> (SLU Artdatabanken, 2026).</w:t>
-      </w:r>
-    </w:p>
-    <w:p>
-      <w:r>
-        <w:rPr>
-          <w:b/>
-        </w:rPr>
-        <w:t>Harticka (NT)</w:t>
-      </w:r>
-      <w:r>
-        <w:t xml:space="preserve"> är normalt en mycket bra signalart för granskogar med höga naturvärden. Även när svampen påträffas i mer påverkade skogar är det nästan alltid fråga om skogsmiljöer i sena successionsstadier med höga naturvärden. Skogsskötselåtgärder på eller i omedelbar närhet av växtplatserna kan innebära ett hot mot arten. Harticka är typisk art för </w:t>
-      </w:r>
-      <w:r>
-        <w:rPr>
-          <w:i/>
-        </w:rPr>
-        <w:t xml:space="preserve">9010 Taiga, 9050 Näringsrik granskog </w:t>
-      </w:r>
-      <w:r>
-        <w:t xml:space="preserve">och </w:t>
-      </w:r>
-      <w:r>
-        <w:rPr>
-          <w:i/>
-        </w:rPr>
-        <w:t>9030 Landhöjningsskog</w:t>
-      </w:r>
-      <w:r>
-        <w:t xml:space="preserve"> (SLU Artdatabanken, 2024; Nitare &amp; Skogsstyrelsen, 2019).</w:t>
-      </w:r>
-    </w:p>
-    <w:p>
-      <w:r>
-        <w:rPr>
-          <w:b/>
-        </w:rPr>
-        <w:t>Lunglav (NT)</w:t>
-      </w:r>
-      <w:r>
-        <w:t xml:space="preserve"> är en av vårt lands främsta signalarter som överallt indikerar gamla lövträd, skogsbestånd med höga naturvärden och ekosystem med långskoglig kontinuitet. Lokalt kan förekomsten vara mycket riklig men den hittas nästan enbart i gamla och ej slutavverkade skogar. Artens samtliga förekomster bör uppmärksammas från naturvårdssynpunkt, då många lokaler även hyser andra ovanliga och rödlistade arter. Rikliga förekomster bör skyddas med biotopskydd, frivilliga avsättningar eller reservat. På lunglav kan de sällsynta lavparasiterna lunglavshårprick (CR), </w:t>
-      </w:r>
-      <w:r>
-        <w:rPr>
-          <w:i/>
-        </w:rPr>
-        <w:t>Abrothallus diederichii</w:t>
-      </w:r>
-      <w:r>
-        <w:t xml:space="preserve"> (VU), </w:t>
-      </w:r>
-      <w:r>
-        <w:rPr>
-          <w:i/>
-        </w:rPr>
-        <w:t>Abrothallus lobariae</w:t>
-      </w:r>
-      <w:r>
-        <w:t xml:space="preserve"> (VU), </w:t>
-      </w:r>
-      <w:r>
-        <w:rPr>
-          <w:i/>
-        </w:rPr>
-        <w:t>Calycina lobariae</w:t>
-      </w:r>
-      <w:r>
-        <w:t xml:space="preserve"> (VU), lunglavsknapp (VU) och skrovelmössing (VU) påträffas. Lunglav är typisk art för </w:t>
-      </w:r>
-      <w:r>
-        <w:rPr>
-          <w:i/>
-        </w:rPr>
-        <w:t>9010 Taiga, 9020 Nordlig ädellövskog, 9110 Näringsfattig bokskog, 9130 Näringsrik bokskog, 9160 Näringsrik ekskog, 9180 Ädellövskog i branter, 9190 Näringsfattig ekskog, 9070 Trädklädd betesmark, 9040 Fjällbjörkskog</w:t>
-      </w:r>
-      <w:r>
-        <w:t xml:space="preserve"> och</w:t>
-      </w:r>
-      <w:r>
-        <w:rPr>
-          <w:i/>
-        </w:rPr>
-        <w:t xml:space="preserve"> 6530 Lövängar</w:t>
-      </w:r>
-      <w:r>
-        <w:t xml:space="preserve"> (SLU Artdatabanken, 2026; Nitare &amp; Skogsstyrelsen, 2019).</w:t>
-      </w:r>
-    </w:p>
-    <w:p>
-      <w:r>
-        <w:rPr>
-          <w:b/>
-        </w:rPr>
-        <w:t>Oljetagging (NT)</w:t>
-      </w:r>
-      <w:r>
-        <w:t xml:space="preserve"> är en nedbrytare på grova liggande stammar av asp, sällsynt andra lövträd. Påträffas framförallt i fuktiga lägen i löv- och blandskog, t ex äldre bondeskogar men också i naturskogsartad barrskog med aspinslag. Arten påverkas negativt av brist på död ved och den totala populationen i landet bedöms fortfarande minska fortlöpande, framförallt på grund av att äldre aspbestånd i sluten, fuktig miljö slutavverkas eller gallras i en snabbare takt än vad lämpliga miljöer nybildas (SLU Artdatabanken, 2026).</w:t>
-      </w:r>
-    </w:p>
-    <w:p>
-      <w:r>
-        <w:rPr>
-          <w:b/>
-        </w:rPr>
-        <w:t>Rosenticka (NT)</w:t>
-      </w:r>
-      <w:r>
-        <w:t xml:space="preserve">, rödlistad som nära hotad, ingår i en karaktäristisk association av vedsvampar som växer på gamla, grova granlågor i urskogsartade barrskogar. Den är placerad i toppen av Skogsstyrelsens värdepyramid för bedömning av skog med höga naturvärden och indikerar ett granskogsekosystem med långvarig kontinuitet av grova lågor. Artens beroende av grova granlågor innebär att alla skogsskötselåtgärder på eller i omedelbar närhet av lokalerna utgör ett hot på lång sikt. Det är angeläget att populationerna inte ytterligare glesas ut och ett tillräckligt antal områden där arten nu finns måste sparas för framtiden. Rosenticka är typisk art för </w:t>
-      </w:r>
-      <w:r>
-        <w:rPr>
-          <w:i/>
-        </w:rPr>
-        <w:t xml:space="preserve">9010 Taiga </w:t>
-      </w:r>
-      <w:r>
-        <w:t xml:space="preserve">och </w:t>
-      </w:r>
-      <w:r>
-        <w:rPr>
-          <w:i/>
-        </w:rPr>
-        <w:t>9050 Näringsrik granskog</w:t>
-      </w:r>
-      <w:r>
-        <w:t xml:space="preserve"> (Nitare &amp; Skogsstyrelsen, 2019; SLU Artdatabanken, 2024).</w:t>
       </w:r>
     </w:p>
     <w:p>
@@ -427,118 +299,6 @@
         <w:rPr>
           <w:b/>
         </w:rPr>
-        <w:t>Stuplav</w:t>
-      </w:r>
-      <w:r>
-        <w:t xml:space="preserve"> är en mycket bra signalart i hela sitt utbredningsområde och förekommer nästan enbart i skogsmiljöer med höga naturvärden. Den indikerar långvarig förekomst av gamla lövträd och miljöer med konstant hög luftfuktighet. I skogar med suboceaniskt klimat finns det en mycket sällsynt parasit, njurlavsknapp </w:t>
-      </w:r>
-      <w:r>
-        <w:rPr>
-          <w:i/>
-        </w:rPr>
-        <w:t>Pletocarpon nephromeum</w:t>
-      </w:r>
-      <w:r>
-        <w:t xml:space="preserve"> (EN), som växer på stuplav. Ytterligare tre sällsynta lavparasiter, </w:t>
-      </w:r>
-      <w:r>
-        <w:rPr>
-          <w:i/>
-        </w:rPr>
-        <w:t>Protounguicularia nephromatis</w:t>
-      </w:r>
-      <w:r>
-        <w:t xml:space="preserve"> (VU), </w:t>
-      </w:r>
-      <w:r>
-        <w:rPr>
-          <w:i/>
-        </w:rPr>
-        <w:t>Refractohilum galligenum</w:t>
-      </w:r>
-      <w:r>
-        <w:t xml:space="preserve"> (NT) och </w:t>
-      </w:r>
-      <w:r>
-        <w:rPr>
-          <w:i/>
-        </w:rPr>
-        <w:t>Roselliniella nephromatis</w:t>
-      </w:r>
-      <w:r>
-        <w:t xml:space="preserve"> (DD), kan också påträffas på stuplav. Stuplav är typisk art för </w:t>
-      </w:r>
-      <w:r>
-        <w:rPr>
-          <w:i/>
-        </w:rPr>
-        <w:t>9010 Taiga</w:t>
-      </w:r>
-      <w:r>
-        <w:t xml:space="preserve"> (SLU Artdatabanken, 2026; Nitare &amp; Skogsstyrelsen, 2019).</w:t>
-      </w:r>
-    </w:p>
-    <w:p>
-      <w:r>
-        <w:rPr>
-          <w:b/>
-        </w:rPr>
-        <w:t>Ullticka (NT)</w:t>
-      </w:r>
-      <w:r>
-        <w:t xml:space="preserve"> är knuten till restbestånd av barrnaturskog och förekommer med ett tydligt optimum i orörda eller måttligt påverkade gamla granskogar där det föreligger viss kontinuitet av grov död ved. Ullticka är en bra signalart inom hela sitt utbredningsområde och i södra Sverige är den sällsynt och en god signalart för skyddsvärda granskogsmiljöer. Den hotas av avverkning och fragmentering av naturskog och äldre granskog med lång trädkontinuitet. På ullticka kan ibland ulltickeporing (VU) påträffas - det är en sällsynt ticka som nyligen delats upp i de tre olika arterna ulltickeporing </w:t>
-      </w:r>
-      <w:r>
-        <w:rPr>
-          <w:i/>
-        </w:rPr>
-        <w:t xml:space="preserve">Skeletocutis brevispora </w:t>
-      </w:r>
-      <w:r>
-        <w:t>(VU)</w:t>
-      </w:r>
-      <w:r>
-        <w:rPr>
-          <w:i/>
-        </w:rPr>
-        <w:t>, Skeletocutis delicata</w:t>
-      </w:r>
-      <w:r>
-        <w:t xml:space="preserve"> (VU)</w:t>
-      </w:r>
-      <w:r>
-        <w:rPr>
-          <w:i/>
-        </w:rPr>
-        <w:t xml:space="preserve"> och Skeletocutis exilis</w:t>
-      </w:r>
-      <w:r>
-        <w:t xml:space="preserve"> (NT). Ullticka är typisk art för </w:t>
-      </w:r>
-      <w:r>
-        <w:rPr>
-          <w:i/>
-        </w:rPr>
-        <w:t xml:space="preserve">9010 Taiga, 9050 Näringsrik granskog </w:t>
-      </w:r>
-      <w:r>
-        <w:t xml:space="preserve">och </w:t>
-      </w:r>
-      <w:r>
-        <w:rPr>
-          <w:i/>
-        </w:rPr>
-        <w:t>9030 Landhöjningsskog</w:t>
-      </w:r>
-      <w:r>
-        <w:t xml:space="preserve"> (SLU Artdatabanken, 2026; Nitare &amp; Skogsstyrelsen, 2019; Miettinen &amp; Niemelä, 2018).</w:t>
-      </w:r>
-    </w:p>
-    <w:p>
-      <w:r>
-        <w:rPr>
-          <w:b/>
-        </w:rPr>
         <w:t xml:space="preserve">Ulltickeporing </w:t>
       </w:r>
       <w:r>
@@ -559,6 +319,243 @@
       </w:r>
     </w:p>
     <w:p>
+      <w:r>
+        <w:rPr>
+          <w:b/>
+        </w:rPr>
+        <w:t>Harticka (NT)</w:t>
+      </w:r>
+      <w:r>
+        <w:t xml:space="preserve"> är normalt en mycket bra signalart för granskogar med höga naturvärden. Även när svampen påträffas i mer påverkade skogar är det nästan alltid fråga om skogsmiljöer i sena successionsstadier med höga naturvärden. Skogsskötselåtgärder på eller i omedelbar närhet av växtplatserna kan innebära ett hot mot arten. Harticka är typisk art för </w:t>
+      </w:r>
+      <w:r>
+        <w:rPr>
+          <w:i/>
+        </w:rPr>
+        <w:t xml:space="preserve">9010 Taiga, 9050 Näringsrik granskog </w:t>
+      </w:r>
+      <w:r>
+        <w:t xml:space="preserve">och </w:t>
+      </w:r>
+      <w:r>
+        <w:rPr>
+          <w:i/>
+        </w:rPr>
+        <w:t>9030 Landhöjningsskog</w:t>
+      </w:r>
+      <w:r>
+        <w:t xml:space="preserve"> (SLU Artdatabanken, 2024; Nitare &amp; Skogsstyrelsen, 2019).</w:t>
+      </w:r>
+    </w:p>
+    <w:p>
+      <w:r>
+        <w:rPr>
+          <w:b/>
+        </w:rPr>
+        <w:t>Lunglav (NT)</w:t>
+      </w:r>
+      <w:r>
+        <w:t xml:space="preserve"> är en av vårt lands främsta signalarter som överallt indikerar gamla lövträd, skogsbestånd med höga naturvärden och ekosystem med långskoglig kontinuitet. Lokalt kan förekomsten vara mycket riklig men den hittas nästan enbart i gamla och ej slutavverkade skogar. Artens samtliga förekomster bör uppmärksammas från naturvårdssynpunkt, då många lokaler även hyser andra ovanliga och rödlistade arter. Rikliga förekomster bör skyddas med biotopskydd, frivilliga avsättningar eller reservat. På lunglav kan de sällsynta lavparasiterna lunglavshårprick (CR), </w:t>
+      </w:r>
+      <w:r>
+        <w:rPr>
+          <w:i/>
+        </w:rPr>
+        <w:t>Abrothallus diederichii</w:t>
+      </w:r>
+      <w:r>
+        <w:t xml:space="preserve"> (VU), </w:t>
+      </w:r>
+      <w:r>
+        <w:rPr>
+          <w:i/>
+        </w:rPr>
+        <w:t>Abrothallus lobariae</w:t>
+      </w:r>
+      <w:r>
+        <w:t xml:space="preserve"> (VU), </w:t>
+      </w:r>
+      <w:r>
+        <w:rPr>
+          <w:i/>
+        </w:rPr>
+        <w:t>Calycina lobariae</w:t>
+      </w:r>
+      <w:r>
+        <w:t xml:space="preserve"> (VU), lunglavsknapp (VU) och skrovelmössing (VU) påträffas. Lunglav är typisk art för </w:t>
+      </w:r>
+      <w:r>
+        <w:rPr>
+          <w:i/>
+        </w:rPr>
+        <w:t>9010 Taiga, 9020 Nordlig ädellövskog, 9110 Näringsfattig bokskog, 9130 Näringsrik bokskog, 9160 Näringsrik ekskog, 9180 Ädellövskog i branter, 9190 Näringsfattig ekskog, 9070 Trädklädd betesmark, 9040 Fjällbjörkskog</w:t>
+      </w:r>
+      <w:r>
+        <w:t xml:space="preserve"> och</w:t>
+      </w:r>
+      <w:r>
+        <w:rPr>
+          <w:i/>
+        </w:rPr>
+        <w:t xml:space="preserve"> 6530 Lövängar</w:t>
+      </w:r>
+      <w:r>
+        <w:t xml:space="preserve"> (SLU Artdatabanken, 2026; Nitare &amp; Skogsstyrelsen, 2019).</w:t>
+      </w:r>
+    </w:p>
+    <w:p>
+      <w:r>
+        <w:rPr>
+          <w:b/>
+        </w:rPr>
+        <w:t>Oljetagging (NT)</w:t>
+      </w:r>
+      <w:r>
+        <w:t xml:space="preserve"> är en nedbrytare på grova liggande stammar av asp, sällsynt andra lövträd. Påträffas framförallt i fuktiga lägen i löv- och blandskog, t ex äldre bondeskogar men också i naturskogsartad barrskog med aspinslag. Arten påverkas negativt av brist på död ved och den totala populationen i landet bedöms fortfarande minska fortlöpande, framförallt på grund av att äldre aspbestånd i sluten, fuktig miljö slutavverkas eller gallras i en snabbare takt än vad lämpliga miljöer nybildas (SLU Artdatabanken, 2026).</w:t>
+      </w:r>
+    </w:p>
+    <w:p>
+      <w:r>
+        <w:rPr>
+          <w:b/>
+        </w:rPr>
+        <w:t>Rosenticka (NT)</w:t>
+      </w:r>
+      <w:r>
+        <w:t xml:space="preserve">, rödlistad som nära hotad, ingår i en karaktäristisk association av vedsvampar som växer på gamla, grova granlågor i urskogsartade barrskogar. Den är placerad i toppen av Skogsstyrelsens värdepyramid för bedömning av skog med höga naturvärden och indikerar ett granskogsekosystem med långvarig kontinuitet av grova lågor. Artens beroende av grova granlågor innebär att alla skogsskötselåtgärder på eller i omedelbar närhet av lokalerna utgör ett hot på lång sikt. Det är angeläget att populationerna inte ytterligare glesas ut och ett tillräckligt antal områden där arten nu finns måste sparas för framtiden. Rosenticka är typisk art för </w:t>
+      </w:r>
+      <w:r>
+        <w:rPr>
+          <w:i/>
+        </w:rPr>
+        <w:t xml:space="preserve">9010 Taiga </w:t>
+      </w:r>
+      <w:r>
+        <w:t xml:space="preserve">och </w:t>
+      </w:r>
+      <w:r>
+        <w:rPr>
+          <w:i/>
+        </w:rPr>
+        <w:t>9050 Näringsrik granskog</w:t>
+      </w:r>
+      <w:r>
+        <w:t xml:space="preserve"> (Nitare &amp; Skogsstyrelsen, 2019; SLU Artdatabanken, 2024).</w:t>
+      </w:r>
+    </w:p>
+    <w:p>
+      <w:r>
+        <w:rPr>
+          <w:b/>
+        </w:rPr>
+        <w:t>Ullticka (NT)</w:t>
+      </w:r>
+      <w:r>
+        <w:t xml:space="preserve"> är knuten till restbestånd av barrnaturskog och förekommer med ett tydligt optimum i orörda eller måttligt påverkade gamla granskogar där det föreligger viss kontinuitet av grov död ved. Ullticka är en bra signalart inom hela sitt utbredningsområde och i södra Sverige är den sällsynt och en god signalart för skyddsvärda granskogsmiljöer. Den hotas av avverkning och fragmentering av naturskog och äldre granskog med lång trädkontinuitet. På ullticka kan ibland ulltickeporing (VU) påträffas - det är en sällsynt ticka som nyligen delats upp i de tre olika arterna ulltickeporing </w:t>
+      </w:r>
+      <w:r>
+        <w:rPr>
+          <w:i/>
+        </w:rPr>
+        <w:t xml:space="preserve">Skeletocutis brevispora </w:t>
+      </w:r>
+      <w:r>
+        <w:t>(VU)</w:t>
+      </w:r>
+      <w:r>
+        <w:rPr>
+          <w:i/>
+        </w:rPr>
+        <w:t>, Skeletocutis delicata</w:t>
+      </w:r>
+      <w:r>
+        <w:t xml:space="preserve"> (VU)</w:t>
+      </w:r>
+      <w:r>
+        <w:rPr>
+          <w:i/>
+        </w:rPr>
+        <w:t xml:space="preserve"> och Skeletocutis exilis</w:t>
+      </w:r>
+      <w:r>
+        <w:t xml:space="preserve"> (NT). Ullticka är typisk art för </w:t>
+      </w:r>
+      <w:r>
+        <w:rPr>
+          <w:i/>
+        </w:rPr>
+        <w:t xml:space="preserve">9010 Taiga, 9050 Näringsrik granskog </w:t>
+      </w:r>
+      <w:r>
+        <w:t xml:space="preserve">och </w:t>
+      </w:r>
+      <w:r>
+        <w:rPr>
+          <w:i/>
+        </w:rPr>
+        <w:t>9030 Landhöjningsskog</w:t>
+      </w:r>
+      <w:r>
+        <w:t xml:space="preserve"> (SLU Artdatabanken, 2026; Nitare &amp; Skogsstyrelsen, 2019; Miettinen &amp; Niemelä, 2018).</w:t>
+      </w:r>
+    </w:p>
+    <w:p>
+      <w:r>
+        <w:rPr>
+          <w:b/>
+        </w:rPr>
+        <w:t>Stuplav</w:t>
+      </w:r>
+      <w:r>
+        <w:t xml:space="preserve"> är en mycket bra signalart i hela sitt utbredningsområde och förekommer nästan enbart i skogsmiljöer med höga naturvärden. Den indikerar långvarig förekomst av gamla lövträd och miljöer med konstant hög luftfuktighet. I skogar med suboceaniskt klimat finns det en mycket sällsynt parasit, njurlavsknapp </w:t>
+      </w:r>
+      <w:r>
+        <w:rPr>
+          <w:i/>
+        </w:rPr>
+        <w:t>Pletocarpon nephromeum</w:t>
+      </w:r>
+      <w:r>
+        <w:t xml:space="preserve"> (EN), som växer på stuplav. Ytterligare tre sällsynta lavparasiter, </w:t>
+      </w:r>
+      <w:r>
+        <w:rPr>
+          <w:i/>
+        </w:rPr>
+        <w:t>Protounguicularia nephromatis</w:t>
+      </w:r>
+      <w:r>
+        <w:t xml:space="preserve"> (VU), </w:t>
+      </w:r>
+      <w:r>
+        <w:rPr>
+          <w:i/>
+        </w:rPr>
+        <w:t>Refractohilum galligenum</w:t>
+      </w:r>
+      <w:r>
+        <w:t xml:space="preserve"> (NT) och </w:t>
+      </w:r>
+      <w:r>
+        <w:rPr>
+          <w:i/>
+        </w:rPr>
+        <w:t>Roselliniella nephromatis</w:t>
+      </w:r>
+      <w:r>
+        <w:t xml:space="preserve"> (DD), kan också påträffas på stuplav. Stuplav är typisk art för </w:t>
+      </w:r>
+      <w:r>
+        <w:rPr>
+          <w:i/>
+        </w:rPr>
+        <w:t>9010 Taiga</w:t>
+      </w:r>
+      <w:r>
+        <w:t xml:space="preserve"> (SLU Artdatabanken, 2026; Nitare &amp; Skogsstyrelsen, 2019).</w:t>
+      </w:r>
+    </w:p>
+    <w:p>
       <w:pPr>
         <w:pStyle w:val="Heading1"/>
       </w:pPr>
@@ -853,62 +850,53 @@
         <w:pStyle w:val="Heading1"/>
       </w:pPr>
       <w:r>
-        <w:t>Lunglav – ekologi samt krav på livsmiljön</w:t>
+        <w:t>Ulltickeporing – ekologi samt krav på livsmiljön</w:t>
       </w:r>
     </w:p>
     <w:p>
       <w:r>
-        <w:t xml:space="preserve">Lunglav (NT) är en av vårt lands främsta signalarter som överallt indikerar gamla lövträd, skogsbestånd med höga naturvärden och ekosystem med lång skoglig kontinuitet. Lokalt kan förekomsten vara mycket riklig men den hittas nästan enbart i gamla och ej slutavverkade skogar. Artens samtliga förekomster bör uppmärksammas från naturvårdssynpunkt, då många lokaler även hyser andra ovanliga och rödlistade arter, däribland de sällsynta lavparasiterna lunglavshårprick (CR), </w:t>
+        <w:t xml:space="preserve">Ulltickeporing </w:t>
       </w:r>
       <w:r>
         <w:rPr>
           <w:i/>
         </w:rPr>
-        <w:t>Abrothallus diederichii</w:t>
-      </w:r>
-      <w:r>
-        <w:t xml:space="preserve"> (VU), </w:t>
+        <w:t>Skeletocutis brevispora</w:t>
+      </w:r>
+      <w:r>
+        <w:t xml:space="preserve"> (VU), rödlistad som sårbar, växer på ullticka (NT) i naturskogsartade granskogar. Avverkning av naturskogslika miljöer och av grova granar där ulltickeporing förekommer är ett direkt hot mot artens fortlevnad Alla skogliga åtgärder som innebär att lågor och döda eller skadade träd tas bort missgynnar arten. På sikt är minskad tillgång till lämpligt substrat och krympande areal av naturskog ett hot, framförallt råder brist på grov ved som lågor i sena nedbrytningsstadier. Ytterligare fragmentering av skogslandskapet minskar artens möjligheter till spridning. Gamla granskogar som hyser arten undantas helt från skogsbruk (SLU Artdatabanken, 2026).</w:t>
+      </w:r>
+    </w:p>
+    <w:p>
+      <w:r>
+        <w:t xml:space="preserve">Ulltickeporingen har nyligen delats upp i de tre olika arterna ulltickeporing </w:t>
       </w:r>
       <w:r>
         <w:rPr>
           <w:i/>
         </w:rPr>
-        <w:t>Abrothallus lobariae</w:t>
-      </w:r>
-      <w:r>
-        <w:t xml:space="preserve"> (VU), </w:t>
+        <w:t xml:space="preserve">Skeletocutis brevispora </w:t>
+      </w:r>
+      <w:r>
+        <w:t>(VU)</w:t>
       </w:r>
       <w:r>
         <w:rPr>
           <w:i/>
         </w:rPr>
-        <w:t>Calycina lobariae</w:t>
-      </w:r>
-      <w:r>
-        <w:t xml:space="preserve"> (VU), lunglavsknapp (VU) och skrovelmössing (VU), som växer på lunglav. Rikliga förekomster med lunglav bör skyddas med biotopskydd, frivilliga avsättningar eller reservat (SLU Artdatabanken, 2026; Nitare &amp; Skogsstyrelsen, 2019).</w:t>
-      </w:r>
-    </w:p>
-    <w:p>
-      <w:r>
-        <w:t xml:space="preserve">Lunglav är typisk art för </w:t>
+        <w:t>, Skeletocutis delicata</w:t>
+      </w:r>
+      <w:r>
+        <w:t xml:space="preserve"> (VU)</w:t>
       </w:r>
       <w:r>
         <w:rPr>
           <w:i/>
         </w:rPr>
-        <w:t>9010 Taiga, 9020 Nordlig ädellövskog, 9110 Näringsfattig bokskog, 9130 Näringsrik bokskog, 9160 Näringsrik ekskog, 9180 Ädellövskog i branter, 9190 Näringsfattig ekskog, 9070 Trädklädd betesmark, 9040 Fjällbjörkskog</w:t>
-      </w:r>
-      <w:r>
-        <w:t xml:space="preserve"> och</w:t>
-      </w:r>
-      <w:r>
-        <w:rPr>
-          <w:i/>
-        </w:rPr>
-        <w:t xml:space="preserve"> 6530 Lövängar</w:t>
-      </w:r>
-      <w:r>
-        <w:t xml:space="preserve"> (SLU Artdatabanken, 2026).</w:t>
+        <w:t xml:space="preserve"> och Skeletocutis exilis</w:t>
+      </w:r>
+      <w:r>
+        <w:t xml:space="preserve"> (NT) (SLU Artdatabanken, 2026; Miettinen &amp; Niemelä, 2018).</w:t>
       </w:r>
     </w:p>
     <w:p>
@@ -916,21 +904,21 @@
         <w:pStyle w:val="Heading2"/>
       </w:pPr>
       <w:r>
-        <w:t>Referenser – lunglav</w:t>
+        <w:t>Referenser – ulltickeporing</w:t>
       </w:r>
     </w:p>
     <w:p>
       <w:r>
-        <w:t xml:space="preserve">Nitare, J. och Skogsstyrelsen, 2019. </w:t>
+        <w:t xml:space="preserve">Miettinen, O. &amp; Niemelä, T., 2018. </w:t>
       </w:r>
       <w:r>
         <w:rPr>
           <w:i/>
         </w:rPr>
-        <w:t xml:space="preserve">Skyddsvärd skog – Naturvårdsarter och andra kriterier för naturvärdesbedömning. </w:t>
-      </w:r>
-      <w:r>
-        <w:t>Skogsstyrelsen.</w:t>
+        <w:t>Two new temperate polypore species of Skeletocutis (Polyporales, Basidiomycota)</w:t>
+      </w:r>
+      <w:r>
+        <w:t>. Ann. Bot. Fennici 55: 195–206.</w:t>
       </w:r>
     </w:p>
     <w:p>
@@ -952,53 +940,62 @@
         <w:pStyle w:val="Heading1"/>
       </w:pPr>
       <w:r>
-        <w:t>Ulltickeporing – ekologi samt krav på livsmiljön</w:t>
+        <w:t>Lunglav – ekologi samt krav på livsmiljön</w:t>
       </w:r>
     </w:p>
     <w:p>
       <w:r>
-        <w:t xml:space="preserve">Ulltickeporing </w:t>
+        <w:t xml:space="preserve">Lunglav (NT) är en av vårt lands främsta signalarter som överallt indikerar gamla lövträd, skogsbestånd med höga naturvärden och ekosystem med lång skoglig kontinuitet. Lokalt kan förekomsten vara mycket riklig men den hittas nästan enbart i gamla och ej slutavverkade skogar. Artens samtliga förekomster bör uppmärksammas från naturvårdssynpunkt, då många lokaler även hyser andra ovanliga och rödlistade arter, däribland de sällsynta lavparasiterna lunglavshårprick (CR), </w:t>
       </w:r>
       <w:r>
         <w:rPr>
           <w:i/>
         </w:rPr>
-        <w:t>Skeletocutis brevispora</w:t>
-      </w:r>
-      <w:r>
-        <w:t xml:space="preserve"> (VU), rödlistad som sårbar, växer på ullticka (NT) i naturskogsartade granskogar. Avverkning av naturskogslika miljöer och av grova granar där ulltickeporing förekommer är ett direkt hot mot artens fortlevnad Alla skogliga åtgärder som innebär att lågor och döda eller skadade träd tas bort missgynnar arten. På sikt är minskad tillgång till lämpligt substrat och krympande areal av naturskog ett hot, framförallt råder brist på grov ved som lågor i sena nedbrytningsstadier. Ytterligare fragmentering av skogslandskapet minskar artens möjligheter till spridning. Gamla granskogar som hyser arten undantas helt från skogsbruk (SLU Artdatabanken, 2026).</w:t>
-      </w:r>
-    </w:p>
-    <w:p>
-      <w:r>
-        <w:t xml:space="preserve">Ulltickeporingen har nyligen delats upp i de tre olika arterna ulltickeporing </w:t>
+        <w:t>Abrothallus diederichii</w:t>
+      </w:r>
+      <w:r>
+        <w:t xml:space="preserve"> (VU), </w:t>
       </w:r>
       <w:r>
         <w:rPr>
           <w:i/>
         </w:rPr>
-        <w:t xml:space="preserve">Skeletocutis brevispora </w:t>
-      </w:r>
-      <w:r>
-        <w:t>(VU)</w:t>
+        <w:t>Abrothallus lobariae</w:t>
+      </w:r>
+      <w:r>
+        <w:t xml:space="preserve"> (VU), </w:t>
       </w:r>
       <w:r>
         <w:rPr>
           <w:i/>
         </w:rPr>
-        <w:t>, Skeletocutis delicata</w:t>
-      </w:r>
-      <w:r>
-        <w:t xml:space="preserve"> (VU)</w:t>
+        <w:t>Calycina lobariae</w:t>
+      </w:r>
+      <w:r>
+        <w:t xml:space="preserve"> (VU), lunglavsknapp (VU) och skrovelmössing (VU), som växer på lunglav. Rikliga förekomster med lunglav bör skyddas med biotopskydd, frivilliga avsättningar eller reservat (SLU Artdatabanken, 2026; Nitare &amp; Skogsstyrelsen, 2019).</w:t>
+      </w:r>
+    </w:p>
+    <w:p>
+      <w:r>
+        <w:t xml:space="preserve">Lunglav är typisk art för </w:t>
       </w:r>
       <w:r>
         <w:rPr>
           <w:i/>
         </w:rPr>
-        <w:t xml:space="preserve"> och Skeletocutis exilis</w:t>
-      </w:r>
-      <w:r>
-        <w:t xml:space="preserve"> (NT) (SLU Artdatabanken, 2026; Miettinen &amp; Niemelä, 2018).</w:t>
+        <w:t>9010 Taiga, 9020 Nordlig ädellövskog, 9110 Näringsfattig bokskog, 9130 Näringsrik bokskog, 9160 Näringsrik ekskog, 9180 Ädellövskog i branter, 9190 Näringsfattig ekskog, 9070 Trädklädd betesmark, 9040 Fjällbjörkskog</w:t>
+      </w:r>
+      <w:r>
+        <w:t xml:space="preserve"> och</w:t>
+      </w:r>
+      <w:r>
+        <w:rPr>
+          <w:i/>
+        </w:rPr>
+        <w:t xml:space="preserve"> 6530 Lövängar</w:t>
+      </w:r>
+      <w:r>
+        <w:t xml:space="preserve"> (SLU Artdatabanken, 2026).</w:t>
       </w:r>
     </w:p>
     <w:p>
@@ -1006,21 +1003,21 @@
         <w:pStyle w:val="Heading2"/>
       </w:pPr>
       <w:r>
-        <w:t>Referenser – ulltickeporing</w:t>
+        <w:t>Referenser – lunglav</w:t>
       </w:r>
     </w:p>
     <w:p>
       <w:r>
-        <w:t xml:space="preserve">Miettinen, O. &amp; Niemelä, T., 2018. </w:t>
+        <w:t xml:space="preserve">Nitare, J. och Skogsstyrelsen, 2019. </w:t>
       </w:r>
       <w:r>
         <w:rPr>
           <w:i/>
         </w:rPr>
-        <w:t>Two new temperate polypore species of Skeletocutis (Polyporales, Basidiomycota)</w:t>
-      </w:r>
-      <w:r>
-        <w:t>. Ann. Bot. Fennici 55: 195–206.</w:t>
+        <w:t xml:space="preserve">Skyddsvärd skog – Naturvårdsarter och andra kriterier för naturvärdesbedömning. </w:t>
+      </w:r>
+      <w:r>
+        <w:t>Skogsstyrelsen.</w:t>
       </w:r>
     </w:p>
     <w:p>
@@ -1165,7 +1162,7 @@
     <w:r>
       <w:tab/>
       <w:tab/>
-      <w:t>2026-06-20</w:t>
+      <w:t>2026-06-21</w:t>
       <w:br/>
       <w:br/>
     </w:r>

--- a/klagomål/A 23232-2026 FSC-klagomål.docx
+++ b/klagomål/A 23232-2026 FSC-klagomål.docx
@@ -1162,7 +1162,7 @@
     <w:r>
       <w:tab/>
       <w:tab/>
-      <w:t>2026-06-21</w:t>
+      <w:t>2026-06-22</w:t>
       <w:br/>
       <w:br/>
     </w:r>

--- a/klagomål/A 23232-2026 FSC-klagomål.docx
+++ b/klagomål/A 23232-2026 FSC-klagomål.docx
@@ -1162,7 +1162,7 @@
     <w:r>
       <w:tab/>
       <w:tab/>
-      <w:t>2026-06-22</w:t>
+      <w:t>2026-06-23</w:t>
       <w:br/>
       <w:br/>
     </w:r>

--- a/klagomål/A 23232-2026 FSC-klagomål.docx
+++ b/klagomål/A 23232-2026 FSC-klagomål.docx
@@ -1162,7 +1162,7 @@
     <w:r>
       <w:tab/>
       <w:tab/>
-      <w:t>2026-06-23</w:t>
+      <w:t>2026-06-24</w:t>
       <w:br/>
       <w:br/>
     </w:r>

--- a/klagomål/A 23232-2026 FSC-klagomål.docx
+++ b/klagomål/A 23232-2026 FSC-klagomål.docx
@@ -1162,7 +1162,7 @@
     <w:r>
       <w:tab/>
       <w:tab/>
-      <w:t>2026-06-24</w:t>
+      <w:t>2026-06-25</w:t>
       <w:br/>
       <w:br/>
     </w:r>

--- a/klagomål/A 23232-2026 FSC-klagomål.docx
+++ b/klagomål/A 23232-2026 FSC-klagomål.docx
@@ -1162,7 +1162,7 @@
     <w:r>
       <w:tab/>
       <w:tab/>
-      <w:t>2026-06-25</w:t>
+      <w:t>2026-06-26</w:t>
       <w:br/>
       <w:br/>
     </w:r>

--- a/klagomål/A 23232-2026 FSC-klagomål.docx
+++ b/klagomål/A 23232-2026 FSC-klagomål.docx
@@ -1162,7 +1162,7 @@
     <w:r>
       <w:tab/>
       <w:tab/>
-      <w:t>2026-06-26</w:t>
+      <w:t>2026-06-27</w:t>
       <w:br/>
       <w:br/>
     </w:r>

--- a/klagomål/A 23232-2026 FSC-klagomål.docx
+++ b/klagomål/A 23232-2026 FSC-klagomål.docx
@@ -1162,7 +1162,7 @@
     <w:r>
       <w:tab/>
       <w:tab/>
-      <w:t>2026-06-27</w:t>
+      <w:t>2026-06-28</w:t>
       <w:br/>
       <w:br/>
     </w:r>

--- a/klagomål/A 23232-2026 FSC-klagomål.docx
+++ b/klagomål/A 23232-2026 FSC-klagomål.docx
@@ -1162,7 +1162,7 @@
     <w:r>
       <w:tab/>
       <w:tab/>
-      <w:t>2026-06-28</w:t>
+      <w:t>2026-06-29</w:t>
       <w:br/>
       <w:br/>
     </w:r>

--- a/klagomål/A 23232-2026 FSC-klagomål.docx
+++ b/klagomål/A 23232-2026 FSC-klagomål.docx
@@ -1162,7 +1162,7 @@
     <w:r>
       <w:tab/>
       <w:tab/>
-      <w:t>2026-06-29</w:t>
+      <w:t>2026-06-30</w:t>
       <w:br/>
       <w:br/>
     </w:r>

--- a/klagomål/A 23232-2026 FSC-klagomål.docx
+++ b/klagomål/A 23232-2026 FSC-klagomål.docx
@@ -1162,7 +1162,7 @@
     <w:r>
       <w:tab/>
       <w:tab/>
-      <w:t>2026-06-30</w:t>
+      <w:t>2026-07-01</w:t>
       <w:br/>
       <w:br/>
     </w:r>

--- a/klagomål/A 23232-2026 FSC-klagomål.docx
+++ b/klagomål/A 23232-2026 FSC-klagomål.docx
@@ -1162,7 +1162,7 @@
     <w:r>
       <w:tab/>
       <w:tab/>
-      <w:t>2026-07-01</w:t>
+      <w:t>2026-07-02</w:t>
       <w:br/>
       <w:br/>
     </w:r>

--- a/klagomål/A 23232-2026 FSC-klagomål.docx
+++ b/klagomål/A 23232-2026 FSC-klagomål.docx
@@ -1162,7 +1162,7 @@
     <w:r>
       <w:tab/>
       <w:tab/>
-      <w:t>2026-07-13</w:t>
+      <w:t>2026-07-14</w:t>
       <w:br/>
       <w:br/>
     </w:r>

--- a/klagomål/A 23232-2026 FSC-klagomål.docx
+++ b/klagomål/A 23232-2026 FSC-klagomål.docx
@@ -1162,7 +1162,7 @@
     <w:r>
       <w:tab/>
       <w:tab/>
-      <w:t>2026-07-14</w:t>
+      <w:t>2026-07-15</w:t>
       <w:br/>
       <w:br/>
     </w:r>

--- a/klagomål/A 23232-2026 FSC-klagomål.docx
+++ b/klagomål/A 23232-2026 FSC-klagomål.docx
@@ -1162,7 +1162,7 @@
     <w:r>
       <w:tab/>
       <w:tab/>
-      <w:t>2026-07-15</w:t>
+      <w:t>2026-07-16</w:t>
       <w:br/>
       <w:br/>
     </w:r>

--- a/klagomål/A 23232-2026 FSC-klagomål.docx
+++ b/klagomål/A 23232-2026 FSC-klagomål.docx
@@ -1162,7 +1162,7 @@
     <w:r>
       <w:tab/>
       <w:tab/>
-      <w:t>2026-07-16</w:t>
+      <w:t>2026-07-17</w:t>
       <w:br/>
       <w:br/>
     </w:r>

--- a/klagomål/A 23232-2026 FSC-klagomål.docx
+++ b/klagomål/A 23232-2026 FSC-klagomål.docx
@@ -1162,7 +1162,7 @@
     <w:r>
       <w:tab/>
       <w:tab/>
-      <w:t>2026-07-17</w:t>
+      <w:t>2026-07-18</w:t>
       <w:br/>
       <w:br/>
     </w:r>

--- a/klagomål/A 23232-2026 FSC-klagomål.docx
+++ b/klagomål/A 23232-2026 FSC-klagomål.docx
@@ -1162,7 +1162,7 @@
     <w:r>
       <w:tab/>
       <w:tab/>
-      <w:t>2026-07-18</w:t>
+      <w:t>2026-07-19</w:t>
       <w:br/>
       <w:br/>
     </w:r>

--- a/klagomål/A 23232-2026 FSC-klagomål.docx
+++ b/klagomål/A 23232-2026 FSC-klagomål.docx
@@ -1162,7 +1162,7 @@
     <w:r>
       <w:tab/>
       <w:tab/>
-      <w:t>2026-07-19</w:t>
+      <w:t>2026-07-20</w:t>
       <w:br/>
       <w:br/>
     </w:r>

--- a/klagomål/A 23232-2026 FSC-klagomål.docx
+++ b/klagomål/A 23232-2026 FSC-klagomål.docx
@@ -1162,7 +1162,7 @@
     <w:r>
       <w:tab/>
       <w:tab/>
-      <w:t>2026-07-20</w:t>
+      <w:t>2026-07-21</w:t>
       <w:br/>
       <w:br/>
     </w:r>

--- a/klagomål/A 23232-2026 FSC-klagomål.docx
+++ b/klagomål/A 23232-2026 FSC-klagomål.docx
@@ -1162,7 +1162,7 @@
     <w:r>
       <w:tab/>
       <w:tab/>
-      <w:t>2026-07-21</w:t>
+      <w:t>2026-07-22</w:t>
       <w:br/>
       <w:br/>
     </w:r>

--- a/klagomål/A 23232-2026 FSC-klagomål.docx
+++ b/klagomål/A 23232-2026 FSC-klagomål.docx
@@ -1162,7 +1162,7 @@
     <w:r>
       <w:tab/>
       <w:tab/>
-      <w:t>2026-07-22</w:t>
+      <w:t>2026-07-23</w:t>
       <w:br/>
       <w:br/>
     </w:r>

--- a/klagomål/A 23232-2026 FSC-klagomål.docx
+++ b/klagomål/A 23232-2026 FSC-klagomål.docx
@@ -1162,7 +1162,7 @@
     <w:r>
       <w:tab/>
       <w:tab/>
-      <w:t>2026-07-23</w:t>
+      <w:t>2026-07-24</w:t>
       <w:br/>
       <w:br/>
     </w:r>

--- a/klagomål/A 23232-2026 FSC-klagomål.docx
+++ b/klagomål/A 23232-2026 FSC-klagomål.docx
@@ -1162,7 +1162,7 @@
     <w:r>
       <w:tab/>
       <w:tab/>
-      <w:t>2026-07-24</w:t>
+      <w:t>2026-07-25</w:t>
       <w:br/>
       <w:br/>
     </w:r>

--- a/klagomål/A 23232-2026 FSC-klagomål.docx
+++ b/klagomål/A 23232-2026 FSC-klagomål.docx
@@ -1162,7 +1162,7 @@
     <w:r>
       <w:tab/>
       <w:tab/>
-      <w:t>2026-07-25</w:t>
+      <w:t>2026-07-26</w:t>
       <w:br/>
       <w:br/>
     </w:r>

--- a/klagomål/A 23232-2026 FSC-klagomål.docx
+++ b/klagomål/A 23232-2026 FSC-klagomål.docx
@@ -1162,7 +1162,7 @@
     <w:r>
       <w:tab/>
       <w:tab/>
-      <w:t>2026-07-26</w:t>
+      <w:t>2026-07-27</w:t>
       <w:br/>
       <w:br/>
     </w:r>

--- a/klagomål/A 23232-2026 FSC-klagomål.docx
+++ b/klagomål/A 23232-2026 FSC-klagomål.docx
@@ -1162,7 +1162,7 @@
     <w:r>
       <w:tab/>
       <w:tab/>
-      <w:t>2026-07-27</w:t>
+      <w:t>2026-07-28</w:t>
       <w:br/>
       <w:br/>
     </w:r>

--- a/klagomål/A 23232-2026 FSC-klagomål.docx
+++ b/klagomål/A 23232-2026 FSC-klagomål.docx
@@ -1162,7 +1162,7 @@
     <w:r>
       <w:tab/>
       <w:tab/>
-      <w:t>2026-07-28</w:t>
+      <w:t>2026-07-29</w:t>
       <w:br/>
       <w:br/>
     </w:r>

--- a/klagomål/A 23232-2026 FSC-klagomål.docx
+++ b/klagomål/A 23232-2026 FSC-klagomål.docx
@@ -1162,7 +1162,7 @@
     <w:r>
       <w:tab/>
       <w:tab/>
-      <w:t>2026-07-29</w:t>
+      <w:t>2026-07-30</w:t>
       <w:br/>
       <w:br/>
     </w:r>

--- a/klagomål/A 23232-2026 FSC-klagomål.docx
+++ b/klagomål/A 23232-2026 FSC-klagomål.docx
@@ -1162,7 +1162,7 @@
     <w:r>
       <w:tab/>
       <w:tab/>
-      <w:t>2026-07-30</w:t>
+      <w:t>2026-07-31</w:t>
       <w:br/>
       <w:br/>
     </w:r>

--- a/klagomål/A 23232-2026 FSC-klagomål.docx
+++ b/klagomål/A 23232-2026 FSC-klagomål.docx
@@ -1162,7 +1162,7 @@
     <w:r>
       <w:tab/>
       <w:tab/>
-      <w:t>2026-07-31</w:t>
+      <w:t>2026-08-01</w:t>
       <w:br/>
       <w:br/>
     </w:r>

--- a/klagomål/A 23232-2026 FSC-klagomål.docx
+++ b/klagomål/A 23232-2026 FSC-klagomål.docx
@@ -1162,7 +1162,7 @@
     <w:r>
       <w:tab/>
       <w:tab/>
-      <w:t>2026-08-01</w:t>
+      <w:t>2026-08-02</w:t>
       <w:br/>
       <w:br/>
     </w:r>

--- a/klagomål/A 23232-2026 FSC-klagomål.docx
+++ b/klagomål/A 23232-2026 FSC-klagomål.docx
@@ -1162,7 +1162,7 @@
     <w:r>
       <w:tab/>
       <w:tab/>
-      <w:t>2026-08-02</w:t>
+      <w:t>2026-08-03</w:t>
       <w:br/>
       <w:br/>
     </w:r>

--- a/klagomål/A 23232-2026 FSC-klagomål.docx
+++ b/klagomål/A 23232-2026 FSC-klagomål.docx
@@ -1162,7 +1162,7 @@
     <w:r>
       <w:tab/>
       <w:tab/>
-      <w:t>2026-08-03</w:t>
+      <w:t>2026-08-05</w:t>
       <w:br/>
       <w:br/>
     </w:r>

--- a/klagomål/A 23232-2026 FSC-klagomål.docx
+++ b/klagomål/A 23232-2026 FSC-klagomål.docx
@@ -1162,7 +1162,7 @@
     <w:r>
       <w:tab/>
       <w:tab/>
-      <w:t>2026-08-05</w:t>
+      <w:t>2026-08-07</w:t>
       <w:br/>
       <w:br/>
     </w:r>

--- a/klagomål/A 23232-2026 FSC-klagomål.docx
+++ b/klagomål/A 23232-2026 FSC-klagomål.docx
@@ -1162,7 +1162,7 @@
     <w:r>
       <w:tab/>
       <w:tab/>
-      <w:t>2026-08-07</w:t>
+      <w:t>2026-08-08</w:t>
       <w:br/>
       <w:br/>
     </w:r>

--- a/klagomål/A 23232-2026 FSC-klagomål.docx
+++ b/klagomål/A 23232-2026 FSC-klagomål.docx
@@ -216,7 +216,7 @@
         <w:spacing w:after="240"/>
       </w:pPr>
       <w:r>
-        <w:t>Figur 1. Fyndplatser för naturvårdsarter i avverkningsanmälan. Markörer utan svart kant är placerade på fyndplatsen. Markörer med svart kant är placerade vid sidan av fyndplatsen har ett svart streck som visar fyndplatsens exakta position. Kartans mittpunktskoordinat är N 7170441, E 644312 i SWEREF 99 TM.</w:t>
+        <w:t>Figur 1. Fyndplatser för naturvårdsarter i avverkningsanmälan. Markörer utan svart kant är placerade på fyndplatsen. Markörer med svart kant är placerade vid sidan av fyndplatsen och har ett svart streck som visar fyndplatsens exakta position. Kartans mittpunktskoordinat är N 7170441, E 644312 i SWEREF 99 TM.</w:t>
       </w:r>
     </w:p>
     <w:p>
@@ -1162,7 +1162,7 @@
     <w:r>
       <w:tab/>
       <w:tab/>
-      <w:t>2026-08-14</w:t>
+      <w:t>2026-08-15</w:t>
       <w:br/>
       <w:br/>
     </w:r>

--- a/klagomål/A 23232-2026 FSC-klagomål.docx
+++ b/klagomål/A 23232-2026 FSC-klagomål.docx
@@ -1162,7 +1162,7 @@
     <w:r>
       <w:tab/>
       <w:tab/>
-      <w:t>2026-08-15</w:t>
+      <w:t>2026-08-16</w:t>
       <w:br/>
       <w:br/>
     </w:r>

--- a/klagomål/A 23232-2026 FSC-klagomål.docx
+++ b/klagomål/A 23232-2026 FSC-klagomål.docx
@@ -1162,7 +1162,7 @@
     <w:r>
       <w:tab/>
       <w:tab/>
-      <w:t>2026-08-16</w:t>
+      <w:t>2026-08-17</w:t>
       <w:br/>
       <w:br/>
     </w:r>

--- a/klagomål/A 23232-2026 FSC-klagomål.docx
+++ b/klagomål/A 23232-2026 FSC-klagomål.docx
@@ -1162,7 +1162,7 @@
     <w:r>
       <w:tab/>
       <w:tab/>
-      <w:t>2026-08-17</w:t>
+      <w:t>2026-08-18</w:t>
       <w:br/>
       <w:br/>
     </w:r>

--- a/klagomål/A 23232-2026 FSC-klagomål.docx
+++ b/klagomål/A 23232-2026 FSC-klagomål.docx
@@ -1162,7 +1162,7 @@
     <w:r>
       <w:tab/>
       <w:tab/>
-      <w:t>2026-08-18</w:t>
+      <w:t>2026-08-19</w:t>
       <w:br/>
       <w:br/>
     </w:r>

--- a/klagomål/A 23232-2026 FSC-klagomål.docx
+++ b/klagomål/A 23232-2026 FSC-klagomål.docx
@@ -1162,7 +1162,7 @@
     <w:r>
       <w:tab/>
       <w:tab/>
-      <w:t>2026-08-19</w:t>
+      <w:t>2026-08-20</w:t>
       <w:br/>
       <w:br/>
     </w:r>

--- a/klagomål/A 23232-2026 FSC-klagomål.docx
+++ b/klagomål/A 23232-2026 FSC-klagomål.docx
@@ -1162,7 +1162,7 @@
     <w:r>
       <w:tab/>
       <w:tab/>
-      <w:t>2026-08-20</w:t>
+      <w:t>2026-08-21</w:t>
       <w:br/>
       <w:br/>
     </w:r>

--- a/klagomål/A 23232-2026 FSC-klagomål.docx
+++ b/klagomål/A 23232-2026 FSC-klagomål.docx
@@ -1162,7 +1162,7 @@
     <w:r>
       <w:tab/>
       <w:tab/>
-      <w:t>2026-08-21</w:t>
+      <w:t>2026-08-22</w:t>
       <w:br/>
       <w:br/>
     </w:r>

--- a/klagomål/A 23232-2026 FSC-klagomål.docx
+++ b/klagomål/A 23232-2026 FSC-klagomål.docx
@@ -1162,7 +1162,7 @@
     <w:r>
       <w:tab/>
       <w:tab/>
-      <w:t>2026-08-22</w:t>
+      <w:t>2026-08-23</w:t>
       <w:br/>
       <w:br/>
     </w:r>

--- a/klagomål/A 23232-2026 FSC-klagomål.docx
+++ b/klagomål/A 23232-2026 FSC-klagomål.docx
@@ -1162,7 +1162,7 @@
     <w:r>
       <w:tab/>
       <w:tab/>
-      <w:t>2026-08-23</w:t>
+      <w:t>2026-08-24</w:t>
       <w:br/>
       <w:br/>
     </w:r>

--- a/klagomål/A 23232-2026 FSC-klagomål.docx
+++ b/klagomål/A 23232-2026 FSC-klagomål.docx
@@ -1162,7 +1162,7 @@
     <w:r>
       <w:tab/>
       <w:tab/>
-      <w:t>2026-08-24</w:t>
+      <w:t>2026-08-25</w:t>
       <w:br/>
       <w:br/>
     </w:r>

--- a/klagomål/A 23232-2026 FSC-klagomål.docx
+++ b/klagomål/A 23232-2026 FSC-klagomål.docx
@@ -1162,7 +1162,7 @@
     <w:r>
       <w:tab/>
       <w:tab/>
-      <w:t>2026-08-25</w:t>
+      <w:t>2026-08-26</w:t>
       <w:br/>
       <w:br/>
     </w:r>

--- a/klagomål/A 23232-2026 FSC-klagomål.docx
+++ b/klagomål/A 23232-2026 FSC-klagomål.docx
@@ -1162,7 +1162,7 @@
     <w:r>
       <w:tab/>
       <w:tab/>
-      <w:t>2026-08-26</w:t>
+      <w:t>2026-08-27</w:t>
       <w:br/>
       <w:br/>
     </w:r>

--- a/klagomål/A 23232-2026 FSC-klagomål.docx
+++ b/klagomål/A 23232-2026 FSC-klagomål.docx
@@ -1162,7 +1162,7 @@
     <w:r>
       <w:tab/>
       <w:tab/>
-      <w:t>2026-08-27</w:t>
+      <w:t>2026-08-28</w:t>
       <w:br/>
       <w:br/>
     </w:r>

--- a/klagomål/A 23232-2026 FSC-klagomål.docx
+++ b/klagomål/A 23232-2026 FSC-klagomål.docx
@@ -1162,7 +1162,7 @@
     <w:r>
       <w:tab/>
       <w:tab/>
-      <w:t>2026-08-28</w:t>
+      <w:t>2026-08-29</w:t>
       <w:br/>
       <w:br/>
     </w:r>

--- a/klagomål/A 23232-2026 FSC-klagomål.docx
+++ b/klagomål/A 23232-2026 FSC-klagomål.docx
@@ -1162,7 +1162,7 @@
     <w:r>
       <w:tab/>
       <w:tab/>
-      <w:t>2026-08-29</w:t>
+      <w:t>2026-08-31</w:t>
       <w:br/>
       <w:br/>
     </w:r>

--- a/klagomål/A 23232-2026 FSC-klagomål.docx
+++ b/klagomål/A 23232-2026 FSC-klagomål.docx
@@ -1162,7 +1162,7 @@
     <w:r>
       <w:tab/>
       <w:tab/>
-      <w:t>2026-08-31</w:t>
+      <w:t>2026-09-01</w:t>
       <w:br/>
       <w:br/>
     </w:r>

--- a/klagomål/A 23232-2026 FSC-klagomål.docx
+++ b/klagomål/A 23232-2026 FSC-klagomål.docx
@@ -1162,7 +1162,7 @@
     <w:r>
       <w:tab/>
       <w:tab/>
-      <w:t>2026-09-01</w:t>
+      <w:t>2026-09-02</w:t>
       <w:br/>
       <w:br/>
     </w:r>

--- a/klagomål/A 23232-2026 FSC-klagomål.docx
+++ b/klagomål/A 23232-2026 FSC-klagomål.docx
@@ -1162,7 +1162,7 @@
     <w:r>
       <w:tab/>
       <w:tab/>
-      <w:t>2026-09-02</w:t>
+      <w:t>2026-09-03</w:t>
       <w:br/>
       <w:br/>
     </w:r>

--- a/klagomål/A 23232-2026 FSC-klagomål.docx
+++ b/klagomål/A 23232-2026 FSC-klagomål.docx
@@ -1162,7 +1162,7 @@
     <w:r>
       <w:tab/>
       <w:tab/>
-      <w:t>2026-09-03</w:t>
+      <w:t>2026-09-04</w:t>
       <w:br/>
       <w:br/>
     </w:r>

--- a/klagomål/A 23232-2026 FSC-klagomål.docx
+++ b/klagomål/A 23232-2026 FSC-klagomål.docx
@@ -1162,7 +1162,7 @@
     <w:r>
       <w:tab/>
       <w:tab/>
-      <w:t>2026-09-04</w:t>
+      <w:t>2026-09-05</w:t>
       <w:br/>
       <w:br/>
     </w:r>
